--- a/paper/manuscript/manuscript_v0.10_gpb_draft.docx
+++ b/paper/manuscript/manuscript_v0.10_gpb_draft.docx
@@ -28,7 +28,7 @@
         </w:p>
       </w:sdtContent>
     </w:sdt>
-    <w:bookmarkStart w:id="119" w:name="Xedc92f62f2ecdd273312be69dc06e393173fef7"/>
+    <w:bookmarkStart w:id="120" w:name="Xedc92f62f2ecdd273312be69dc06e393173fef7"/>
     <w:p>
       <w:pPr>
         <w:pStyle w:val="Heading1"/>
@@ -933,31 +933,31 @@
         <w:pStyle w:val="BodyText"/>
       </w:pPr>
       <w:r>
-        <w:t xml:space="preserve">On the visualization and pipeline side, Anvi’o [12] offers MAG-centric</w:t>
-      </w:r>
-      <w:r>
-        <w:t xml:space="preserve"> </w:t>
-      </w:r>
-      <w:r>
-        <w:t xml:space="preserve">exploratory analysis and pangenome workflows; QIIME2 [13] and the phyloseq</w:t>
-      </w:r>
-      <w:r>
-        <w:t xml:space="preserve"> </w:t>
-      </w:r>
-      <w:r>
-        <w:t xml:space="preserve">/ R ecosystem [14] cover community statistics; recent integrative web</w:t>
-      </w:r>
-      <w:r>
-        <w:t xml:space="preserve"> </w:t>
-      </w:r>
-      <w:r>
-        <w:t xml:space="preserve">platforms including ImageGP 2 [15], Sangerbox [16], TOmicsVis [17], Wekemo</w:t>
-      </w:r>
-      <w:r>
-        <w:t xml:space="preserve"> </w:t>
-      </w:r>
-      <w:r>
-        <w:t xml:space="preserve">Bioincloud [18], iMetaLab Suite [19], iNAP [20], and Majorbio Cloud [21]</w:t>
+        <w:t xml:space="preserve">On the visualization and pipeline side, Anvi’o [10] offers MAG-centric</w:t>
+      </w:r>
+      <w:r>
+        <w:t xml:space="preserve"> </w:t>
+      </w:r>
+      <w:r>
+        <w:t xml:space="preserve">exploratory analysis and pangenome workflows; QIIME2 [10] and the phyloseq</w:t>
+      </w:r>
+      <w:r>
+        <w:t xml:space="preserve"> </w:t>
+      </w:r>
+      <w:r>
+        <w:t xml:space="preserve">/ R ecosystem [10] cover community statistics; recent integrative web</w:t>
+      </w:r>
+      <w:r>
+        <w:t xml:space="preserve"> </w:t>
+      </w:r>
+      <w:r>
+        <w:t xml:space="preserve">platforms including ImageGP 2 [10], Sangerbox [10], TOmicsVis [10], Wekemo</w:t>
+      </w:r>
+      <w:r>
+        <w:t xml:space="preserve"> </w:t>
+      </w:r>
+      <w:r>
+        <w:t xml:space="preserve">Bioincloud [10], iMetaLab Suite [10], iNAP [10], and Majorbio Cloud [10]</w:t>
       </w:r>
       <w:r>
         <w:t xml:space="preserve"> </w:t>
@@ -969,7 +969,7 @@
         <w:t xml:space="preserve"> </w:t>
       </w:r>
       <w:r>
-        <w:t xml:space="preserve">workflows; and Krona [22], iTOL [23], and Cytoscape [24] provide specialized</w:t>
+        <w:t xml:space="preserve">workflows; and Krona [10], iTOL [10], and Cytoscape [10] provide specialized</w:t>
       </w:r>
       <w:r>
         <w:t xml:space="preserve"> </w:t>
@@ -1396,7 +1396,7 @@
         <w:t xml:space="preserve"> </w:t>
       </w:r>
       <w:r>
-        <w:t xml:space="preserve">[25]) and grounded in conventional clinical-epidemiology and</w:t>
+        <w:t xml:space="preserve">[10]) and grounded in conventional clinical-epidemiology and</w:t>
       </w:r>
       <w:r>
         <w:t xml:space="preserve"> </w:t>
@@ -2122,19 +2122,19 @@
         <w:t xml:space="preserve"> </w:t>
       </w:r>
       <w:r>
-        <w:t xml:space="preserve">[30],</w:t>
-      </w:r>
-      <w:r>
-        <w:t xml:space="preserve"> </w:t>
-      </w:r>
-      <w:r>
-        <w:t xml:space="preserve">arsenic-iron sulfide co-precipitation [31], and sulfide-mediated arsenic</w:t>
-      </w:r>
-      <w:r>
-        <w:t xml:space="preserve"> </w:t>
-      </w:r>
-      <w:r>
-        <w:t xml:space="preserve">mobilization-immobilization equilibria [32].</w:t>
+        <w:t xml:space="preserve">[10],</w:t>
+      </w:r>
+      <w:r>
+        <w:t xml:space="preserve"> </w:t>
+      </w:r>
+      <w:r>
+        <w:t xml:space="preserve">arsenic-iron sulfide co-precipitation [10], and sulfide-mediated arsenic</w:t>
+      </w:r>
+      <w:r>
+        <w:t xml:space="preserve"> </w:t>
+      </w:r>
+      <w:r>
+        <w:t xml:space="preserve">mobilization-immobilization equilibria [10].</w:t>
       </w:r>
     </w:p>
     <w:p>
@@ -2361,13 +2361,13 @@
         <w:t xml:space="preserve"> </w:t>
       </w:r>
       <w:r>
-        <w:t xml:space="preserve">breadths (Table 1). Wei et al. (2024) [26] paddy-soil arsenic methylation</w:t>
-      </w:r>
-      <w:r>
-        <w:t xml:space="preserve"> </w:t>
-      </w:r>
-      <w:r>
-        <w:t xml:space="preserve">(48 MAGs, ROCker-annotated, 14-KO target); Liu et al. (2023) [27] cold-seep</w:t>
+        <w:t xml:space="preserve">breadths (Table 1). Wei et al. (2024) [10] paddy-soil arsenic methylation</w:t>
+      </w:r>
+      <w:r>
+        <w:t xml:space="preserve"> </w:t>
+      </w:r>
+      <w:r>
+        <w:t xml:space="preserve">(48 MAGs, ROCker-annotated, 14-KO target); Liu et al. (2023) [10] cold-seep</w:t>
       </w:r>
       <w:r>
         <w:t xml:space="preserve"> </w:t>
@@ -2379,13 +2379,13 @@
         <w:t xml:space="preserve"> </w:t>
       </w:r>
       <w:r>
-        <w:t xml:space="preserve">Grettenberger et al. (2021) [28] acid-mine drainage (29 MAGs,</w:t>
-      </w:r>
-      <w:r>
-        <w:t xml:space="preserve"> </w:t>
-      </w:r>
-      <w:r>
-        <w:t xml:space="preserve">METABOLIC-annotated, 35-KO target); Ayala et al. (2020) [29] Iberian Pyrite</w:t>
+        <w:t xml:space="preserve">Grettenberger et al. (2021) [10] acid-mine drainage (29 MAGs,</w:t>
+      </w:r>
+      <w:r>
+        <w:t xml:space="preserve"> </w:t>
+      </w:r>
+      <w:r>
+        <w:t xml:space="preserve">METABOLIC-annotated, 35-KO target); Ayala et al. (2020) [10] Iberian Pyrite</w:t>
       </w:r>
       <w:r>
         <w:t xml:space="preserve"> </w:t>
@@ -2691,7 +2691,7 @@
         <w:t xml:space="preserve"> </w:t>
       </w:r>
       <w:r>
-        <w:t xml:space="preserve">arsenate-reductase homolog [33]; absence in small datasets could partly</w:t>
+        <w:t xml:space="preserve">arsenate-reductase homolog [10]; absence in small datasets could partly</w:t>
       </w:r>
       <w:r>
         <w:t xml:space="preserve"> </w:t>
@@ -4069,19 +4069,19 @@
         <w:t xml:space="preserve"> </w:t>
       </w:r>
       <w:r>
-        <w:t xml:space="preserve">platforms (ImageGP 2 [15]), MAG explorers (Anvi’o [12]), specialized</w:t>
-      </w:r>
-      <w:r>
-        <w:t xml:space="preserve"> </w:t>
-      </w:r>
-      <w:r>
-        <w:t xml:space="preserve">visualizers (Krona [22], iTOL [23]), pipeline frameworks (EasyMetagenome,</w:t>
-      </w:r>
-      <w:r>
-        <w:t xml:space="preserve"> </w:t>
-      </w:r>
-      <w:r>
-        <w:t xml:space="preserve">QIIME2 [13]), community statistics (phyloseq [14]), and vendor cloud</w:t>
+        <w:t xml:space="preserve">platforms (ImageGP 2 [10]), MAG explorers (Anvi’o [10]), specialized</w:t>
+      </w:r>
+      <w:r>
+        <w:t xml:space="preserve"> </w:t>
+      </w:r>
+      <w:r>
+        <w:t xml:space="preserve">visualizers (Krona [10], iTOL [10]), pipeline frameworks (EasyMetagenome,</w:t>
+      </w:r>
+      <w:r>
+        <w:t xml:space="preserve"> </w:t>
+      </w:r>
+      <w:r>
+        <w:t xml:space="preserve">QIIME2 [10]), community statistics (phyloseq [10]), and vendor cloud</w:t>
       </w:r>
       <w:r>
         <w:t xml:space="preserve"> </w:t>
@@ -4201,7 +4201,7 @@
         <w:t xml:space="preserve"> </w:t>
       </w:r>
       <w:r>
-        <w:t xml:space="preserve">wall time, peak RSS, output file size, and user operation count. Krona [22]</w:t>
+        <w:t xml:space="preserve">wall time, peak RSS, output file size, and user operation count. Krona [10]</w:t>
       </w:r>
       <w:r>
         <w:t xml:space="preserve"> </w:t>
@@ -4213,7 +4213,7 @@
         <w:t xml:space="preserve"> </w:t>
       </w:r>
       <w:r>
-        <w:t xml:space="preserve">(N = 200 MAGs × 30 samples). Anvi’o [12] benchmark could not be performed</w:t>
+        <w:t xml:space="preserve">(N = 200 MAGs × 30 samples). Anvi’o [10] benchmark could not be performed</w:t>
       </w:r>
       <w:r>
         <w:t xml:space="preserve"> </w:t>
@@ -4253,7 +4253,7 @@
         <w:t xml:space="preserve"> </w:t>
       </w:r>
       <w:r>
-        <w:t xml:space="preserve">remap. MicrobiomeAnalyst [34] benchmark is in progress and will be added in</w:t>
+        <w:t xml:space="preserve">remap. MicrobiomeAnalyst [10] benchmark is in progress and will be added in</w:t>
       </w:r>
       <w:r>
         <w:t xml:space="preserve"> </w:t>
@@ -4449,7 +4449,7 @@
         <w:t xml:space="preserve"> </w:t>
       </w:r>
       <w:r>
-        <w:t xml:space="preserve">[35]) and</w:t>
+        <w:t xml:space="preserve">[10]) and</w:t>
       </w:r>
       <w:r>
         <w:t xml:space="preserve"> </w:t>
@@ -4471,7 +4471,7 @@
         <w:t xml:space="preserve"> </w:t>
       </w:r>
       <w:r>
-        <w:t xml:space="preserve">[36]). Three additional</w:t>
+        <w:t xml:space="preserve">[10]). Three additional</w:t>
       </w:r>
       <w:r>
         <w:t xml:space="preserve"> </w:t>
@@ -4663,7 +4663,7 @@
         <w:t xml:space="preserve"> </w:t>
       </w:r>
       <w:r>
-        <w:t xml:space="preserve">visualization platforms (e.g., ImageGP 2 [15] and the broader iMeta</w:t>
+        <w:t xml:space="preserve">visualization platforms (e.g., ImageGP 2 [10] and the broader iMeta</w:t>
       </w:r>
       <w:r>
         <w:t xml:space="preserve"> </w:t>
@@ -4681,7 +4681,7 @@
         <w:t xml:space="preserve"> </w:t>
       </w:r>
       <w:r>
-        <w:t xml:space="preserve">(e.g., Anvi’o [12]) that emphasize exploratory pangenomic analysis. EnvMeta</w:t>
+        <w:t xml:space="preserve">(e.g., Anvi’o [10]) that emphasize exploratory pangenomic analysis. EnvMeta</w:t>
       </w:r>
       <w:r>
         <w:t xml:space="preserve"> </w:t>
@@ -5042,7 +5042,7 @@
         <w:t xml:space="preserve"> </w:t>
       </w:r>
       <w:r>
-        <w:t xml:space="preserve">detoxification homolog would inflate cross-topic scores [33]. The</w:t>
+        <w:t xml:space="preserve">detoxification homolog would inflate cross-topic scores [10]. The</w:t>
       </w:r>
       <w:r>
         <w:t xml:space="preserve"> </w:t>
@@ -8183,7 +8183,7 @@
         <w:t xml:space="preserve"> </w:t>
       </w:r>
       <w:r>
-        <w:t xml:space="preserve">[27] published 1084-MAG cold-seep dataset by (i) randomly assigning each</w:t>
+        <w:t xml:space="preserve">[10] published 1084-MAG cold-seep dataset by (i) randomly assigning each</w:t>
       </w:r>
       <w:r>
         <w:t xml:space="preserve"> </w:t>
@@ -8443,7 +8443,7 @@
         <w:t xml:space="preserve"> </w:t>
       </w:r>
       <w:r>
-        <w:t xml:space="preserve">OpenTimestamps [25]: claim-entity selection commits (</w:t>
+        <w:t xml:space="preserve">OpenTimestamps [10]: claim-entity selection commits (</w:t>
       </w:r>
       <w:r>
         <w:rPr>
@@ -8639,7 +8639,7 @@
         <w:t xml:space="preserve"> </w:t>
       </w:r>
       <w:r>
-        <w:t xml:space="preserve">[26] (48 MAGs × 10 samples × ROCker-14 KOs; serves to validate the</w:t>
+        <w:t xml:space="preserve">[10] (48 MAGs × 10 samples × ROCker-14 KOs; serves to validate the</w:t>
       </w:r>
       <w:r>
         <w:t xml:space="preserve"> </w:t>
@@ -8676,7 +8676,7 @@
         <w:t xml:space="preserve"> </w:t>
       </w:r>
       <w:r>
-        <w:t xml:space="preserve">et al. 2023 cold-seep methane-arsenic coupling [27] (1084 MAGs × 87 samples,</w:t>
+        <w:t xml:space="preserve">et al. 2023 cold-seep methane-arsenic coupling [10] (1084 MAGs × 87 samples,</w:t>
       </w:r>
       <w:r>
         <w:t xml:space="preserve"> </w:t>
@@ -8704,7 +8704,7 @@
         <w:t xml:space="preserve"> </w:t>
       </w:r>
       <w:r>
-        <w:t xml:space="preserve">al. 2021 AMD stream [28] (29 MAGs, METABOLIC-annotated, 35-KO target);</w:t>
+        <w:t xml:space="preserve">al. 2021 AMD stream [10] (29 MAGs, METABOLIC-annotated, 35-KO target);</w:t>
       </w:r>
       <w:r>
         <w:t xml:space="preserve"> </w:t>
@@ -8720,7 +8720,7 @@
         <w:t xml:space="preserve"> </w:t>
       </w:r>
       <w:r>
-        <w:t xml:space="preserve">Ayala et al. 2020 Iberian Pyrite Belt pit lake [29] (13 MAGs,</w:t>
+        <w:t xml:space="preserve">Ayala et al. 2020 Iberian Pyrite Belt pit lake [10] (13 MAGs,</w:t>
       </w:r>
       <w:r>
         <w:t xml:space="preserve"> </w:t>
@@ -9977,19 +9977,19 @@
         <w:pStyle w:val="FirstParagraph"/>
       </w:pPr>
       <w:r>
-        <w:t xml:space="preserve">The author acknowledges the iMeta sister-tool ecosystem (ImageGP 2 [15],</w:t>
-      </w:r>
-      <w:r>
-        <w:t xml:space="preserve"> </w:t>
-      </w:r>
-      <w:r>
-        <w:t xml:space="preserve">Sangerbox [16], TOmicsVis [17], Wekemo Bioincloud [18], iMetaLab Suite [19],</w:t>
-      </w:r>
-      <w:r>
-        <w:t xml:space="preserve"> </w:t>
-      </w:r>
-      <w:r>
-        <w:t xml:space="preserve">iNAP [20], Majorbio Cloud [21]) for providing the broader visualization</w:t>
+        <w:t xml:space="preserve">The author acknowledges the iMeta sister-tool ecosystem (ImageGP 2 [10],</w:t>
+      </w:r>
+      <w:r>
+        <w:t xml:space="preserve"> </w:t>
+      </w:r>
+      <w:r>
+        <w:t xml:space="preserve">Sangerbox [10], TOmicsVis [10], Wekemo Bioincloud [10], iMetaLab Suite [10],</w:t>
+      </w:r>
+      <w:r>
+        <w:t xml:space="preserve"> </w:t>
+      </w:r>
+      <w:r>
+        <w:t xml:space="preserve">iNAP [10], Majorbio Cloud [10]) for providing the broader visualization</w:t>
       </w:r>
       <w:r>
         <w:t xml:space="preserve"> </w:t>
@@ -10051,55 +10051,6 @@
     </w:p>
     <w:p>
       <w:pPr>
-        <w:pStyle w:val="FirstParagraph"/>
-      </w:pPr>
-      <w:r>
-        <w:t xml:space="preserve">[</w:t>
-      </w:r>
-      <w:r>
-        <w:rPr>
-          <w:b/>
-          <w:bCs/>
-        </w:rPr>
-        <w:t xml:space="preserve">FULL VANCOUVER BIBLIOGRAPHY TO BE COMPILED</w:t>
-      </w:r>
-      <w:r>
-        <w:t xml:space="preserve"> </w:t>
-      </w:r>
-      <w:r>
-        <w:t xml:space="preserve">from</w:t>
-      </w:r>
-      <w:r>
-        <w:t xml:space="preserve"> </w:t>
-      </w:r>
-      <w:r>
-        <w:rPr>
-          <w:rStyle w:val="VerbatimChar"/>
-        </w:rPr>
-        <w:t xml:space="preserve">outline_gpb.md</w:t>
-      </w:r>
-      <w:r>
-        <w:t xml:space="preserve"> </w:t>
-      </w:r>
-      <w:r>
-        <w:t xml:space="preserve">§5.7</w:t>
-      </w:r>
-      <w:r>
-        <w:t xml:space="preserve"> </w:t>
-      </w:r>
-      <w:r>
-        <w:t xml:space="preserve">(50-60 entries with DOIs). Below is initial numerical key for in-text</w:t>
-      </w:r>
-      <w:r>
-        <w:t xml:space="preserve"> </w:t>
-      </w:r>
-      <w:r>
-        <w:t xml:space="preserve">citations:]</w:t>
-      </w:r>
-    </w:p>
-    <w:p>
-      <w:pPr>
-        <w:pStyle w:val="Compact"/>
         <w:numPr>
           <w:ilvl w:val="0"/>
           <w:numId w:val="1004"/>
@@ -10141,7 +10092,6 @@
     </w:p>
     <w:p>
       <w:pPr>
-        <w:pStyle w:val="Compact"/>
         <w:numPr>
           <w:ilvl w:val="0"/>
           <w:numId w:val="1004"/>
@@ -10175,7 +10125,6 @@
     </w:p>
     <w:p>
       <w:pPr>
-        <w:pStyle w:val="Compact"/>
         <w:numPr>
           <w:ilvl w:val="0"/>
           <w:numId w:val="1004"/>
@@ -10203,7 +10152,6 @@
     </w:p>
     <w:p>
       <w:pPr>
-        <w:pStyle w:val="Compact"/>
         <w:numPr>
           <w:ilvl w:val="0"/>
           <w:numId w:val="1004"/>
@@ -10237,7 +10185,6 @@
     </w:p>
     <w:p>
       <w:pPr>
-        <w:pStyle w:val="Compact"/>
         <w:numPr>
           <w:ilvl w:val="0"/>
           <w:numId w:val="1004"/>
@@ -10265,7 +10212,6 @@
     </w:p>
     <w:p>
       <w:pPr>
-        <w:pStyle w:val="Compact"/>
         <w:numPr>
           <w:ilvl w:val="0"/>
           <w:numId w:val="1004"/>
@@ -10293,7 +10239,6 @@
     </w:p>
     <w:p>
       <w:pPr>
-        <w:pStyle w:val="Compact"/>
         <w:numPr>
           <w:ilvl w:val="0"/>
           <w:numId w:val="1004"/>
@@ -10321,7 +10266,6 @@
     </w:p>
     <w:p>
       <w:pPr>
-        <w:pStyle w:val="Compact"/>
         <w:numPr>
           <w:ilvl w:val="0"/>
           <w:numId w:val="1004"/>
@@ -10363,7 +10307,6 @@
     </w:p>
     <w:p>
       <w:pPr>
-        <w:pStyle w:val="Compact"/>
         <w:numPr>
           <w:ilvl w:val="0"/>
           <w:numId w:val="1004"/>
@@ -10391,122 +10334,139 @@
     </w:p>
     <w:p>
       <w:pPr>
-        <w:pStyle w:val="Compact"/>
         <w:numPr>
           <w:ilvl w:val="0"/>
           <w:numId w:val="1004"/>
         </w:numPr>
       </w:pPr>
       <w:r>
-        <w:t xml:space="preserve">Rhomberg LR et al. (see ref 3).</w:t>
-      </w:r>
-    </w:p>
-    <w:p>
-      <w:pPr>
-        <w:pStyle w:val="Compact"/>
+        <w:t xml:space="preserve">Saltelli A, Ratto M, Andres T, Campolongo F, Cariboni J, Gatelli D,</w:t>
+      </w:r>
+      <w:r>
+        <w:t xml:space="preserve"> </w:t>
+      </w:r>
+      <w:r>
+        <w:t xml:space="preserve">Saisana M, Tarantola S.</w:t>
+      </w:r>
+      <w:r>
+        <w:t xml:space="preserve"> </w:t>
+      </w:r>
+      <w:r>
+        <w:rPr>
+          <w:i/>
+          <w:iCs/>
+        </w:rPr>
+        <w:t xml:space="preserve">Global Sensitivity Analysis: The Primer.</w:t>
+      </w:r>
+      <w:r>
+        <w:t xml:space="preserve"> </w:t>
+      </w:r>
+      <w:r>
+        <w:t xml:space="preserve">Chichester: Wiley; 2008.</w:t>
+      </w:r>
+    </w:p>
+    <w:p>
+      <w:pPr>
         <w:numPr>
           <w:ilvl w:val="0"/>
           <w:numId w:val="1004"/>
         </w:numPr>
       </w:pPr>
       <w:r>
-        <w:t xml:space="preserve">Saltelli A, Ratto M, Andres T, Campolongo F, Cariboni J, Gatelli D,</w:t>
-      </w:r>
-      <w:r>
-        <w:t xml:space="preserve"> </w:t>
-      </w:r>
-      <w:r>
-        <w:t xml:space="preserve">Saisana M, Tarantola S.</w:t>
-      </w:r>
-      <w:r>
-        <w:t xml:space="preserve"> </w:t>
+        <w:t xml:space="preserve">Eren AM, Kiefl E, Shaiber A, et al. </w:t>
       </w:r>
       <w:r>
         <w:rPr>
           <w:i/>
           <w:iCs/>
         </w:rPr>
-        <w:t xml:space="preserve">Global Sensitivity Analysis: The Primer.</w:t>
-      </w:r>
-      <w:r>
-        <w:t xml:space="preserve"> </w:t>
-      </w:r>
-      <w:r>
-        <w:t xml:space="preserve">Chichester: Wiley; 2008.</w:t>
-      </w:r>
-    </w:p>
-    <w:p>
-      <w:pPr>
-        <w:pStyle w:val="Compact"/>
+        <w:t xml:space="preserve">Nat Microbiol.</w:t>
+      </w:r>
+      <w:r>
+        <w:t xml:space="preserve"> </w:t>
+      </w:r>
+      <w:r>
+        <w:t xml:space="preserve">2021;6:3-6.</w:t>
+      </w:r>
+      <w:r>
+        <w:t xml:space="preserve"> </w:t>
+      </w:r>
+      <w:r>
+        <w:t xml:space="preserve">DOI: 10.1038/s41564-020-00834-3</w:t>
+      </w:r>
+    </w:p>
+    <w:p>
+      <w:pPr>
         <w:numPr>
           <w:ilvl w:val="0"/>
           <w:numId w:val="1004"/>
         </w:numPr>
       </w:pPr>
       <w:r>
-        <w:t xml:space="preserve">Eren AM, Kiefl E, Shaiber A, et al. </w:t>
+        <w:t xml:space="preserve">Bolyen E, Rideout JR, Dillon MR, et al. </w:t>
       </w:r>
       <w:r>
         <w:rPr>
           <w:i/>
           <w:iCs/>
         </w:rPr>
-        <w:t xml:space="preserve">Nat Microbiol.</w:t>
-      </w:r>
-      <w:r>
-        <w:t xml:space="preserve"> </w:t>
-      </w:r>
-      <w:r>
-        <w:t xml:space="preserve">2021;6:3-6.</w:t>
-      </w:r>
-      <w:r>
-        <w:t xml:space="preserve"> </w:t>
-      </w:r>
-      <w:r>
-        <w:t xml:space="preserve">DOI: 10.1038/s41564-020-00834-3</w:t>
-      </w:r>
-    </w:p>
-    <w:p>
-      <w:pPr>
-        <w:pStyle w:val="Compact"/>
+        <w:t xml:space="preserve">Nat Biotechnol.</w:t>
+      </w:r>
+      <w:r>
+        <w:t xml:space="preserve"> </w:t>
+      </w:r>
+      <w:r>
+        <w:t xml:space="preserve">2019;37:852-857.</w:t>
+      </w:r>
+      <w:r>
+        <w:t xml:space="preserve"> </w:t>
+      </w:r>
+      <w:r>
+        <w:t xml:space="preserve">DOI: 10.1038/s41587-019-0209-9</w:t>
+      </w:r>
+    </w:p>
+    <w:p>
+      <w:pPr>
         <w:numPr>
           <w:ilvl w:val="0"/>
           <w:numId w:val="1004"/>
         </w:numPr>
       </w:pPr>
       <w:r>
-        <w:t xml:space="preserve">Bolyen E, Rideout JR, Dillon MR, et al. </w:t>
+        <w:t xml:space="preserve">McMurdie PJ, Holmes S.</w:t>
+      </w:r>
+      <w:r>
+        <w:t xml:space="preserve"> </w:t>
       </w:r>
       <w:r>
         <w:rPr>
           <w:i/>
           <w:iCs/>
         </w:rPr>
-        <w:t xml:space="preserve">Nat Biotechnol.</w:t>
-      </w:r>
-      <w:r>
-        <w:t xml:space="preserve"> </w:t>
-      </w:r>
-      <w:r>
-        <w:t xml:space="preserve">2019;37:852-857.</w:t>
-      </w:r>
-      <w:r>
-        <w:t xml:space="preserve"> </w:t>
-      </w:r>
-      <w:r>
-        <w:t xml:space="preserve">DOI: 10.1038/s41587-019-0209-9</w:t>
-      </w:r>
-    </w:p>
-    <w:p>
-      <w:pPr>
-        <w:pStyle w:val="Compact"/>
+        <w:t xml:space="preserve">PLoS ONE.</w:t>
+      </w:r>
+      <w:r>
+        <w:t xml:space="preserve"> </w:t>
+      </w:r>
+      <w:r>
+        <w:t xml:space="preserve">2013;8:e61217.</w:t>
+      </w:r>
+      <w:r>
+        <w:t xml:space="preserve"> </w:t>
+      </w:r>
+      <w:r>
+        <w:t xml:space="preserve">DOI: 10.1371/journal.pone.0061217</w:t>
+      </w:r>
+    </w:p>
+    <w:p>
+      <w:pPr>
         <w:numPr>
           <w:ilvl w:val="0"/>
           <w:numId w:val="1004"/>
         </w:numPr>
       </w:pPr>
       <w:r>
-        <w:t xml:space="preserve">McMurdie PJ, Holmes S.</w:t>
+        <w:t xml:space="preserve">Chen T, Liu Y-X, Huang L.</w:t>
       </w:r>
       <w:r>
         <w:t xml:space="preserve"> </w:t>
@@ -10516,31 +10476,24 @@
           <w:i/>
           <w:iCs/>
         </w:rPr>
-        <w:t xml:space="preserve">PLoS ONE.</w:t>
-      </w:r>
-      <w:r>
-        <w:t xml:space="preserve"> </w:t>
-      </w:r>
-      <w:r>
-        <w:t xml:space="preserve">2013;8:e61217.</w:t>
-      </w:r>
-      <w:r>
-        <w:t xml:space="preserve"> </w:t>
-      </w:r>
-      <w:r>
-        <w:t xml:space="preserve">DOI: 10.1371/journal.pone.0061217</w:t>
-      </w:r>
-    </w:p>
-    <w:p>
-      <w:pPr>
-        <w:pStyle w:val="Compact"/>
+        <w:t xml:space="preserve">iMeta.</w:t>
+      </w:r>
+      <w:r>
+        <w:t xml:space="preserve"> </w:t>
+      </w:r>
+      <w:r>
+        <w:t xml:space="preserve">2024;3:e239. DOI: 10.1002/imt2.239</w:t>
+      </w:r>
+    </w:p>
+    <w:p>
+      <w:pPr>
         <w:numPr>
           <w:ilvl w:val="0"/>
           <w:numId w:val="1004"/>
         </w:numPr>
       </w:pPr>
       <w:r>
-        <w:t xml:space="preserve">Chen T, Liu Y-X, Huang L.</w:t>
+        <w:t xml:space="preserve">Shen W, Le S, Li Y, Hu F.</w:t>
       </w:r>
       <w:r>
         <w:t xml:space="preserve"> </w:t>
@@ -10556,22 +10509,18 @@
         <w:t xml:space="preserve"> </w:t>
       </w:r>
       <w:r>
-        <w:t xml:space="preserve">2024;3:e239. DOI: 10.1002/imt2.239</w:t>
-      </w:r>
-    </w:p>
-    <w:p>
-      <w:pPr>
-        <w:pStyle w:val="Compact"/>
+        <w:t xml:space="preserve">2022;1:e36. DOI: 10.1002/imt2.36</w:t>
+      </w:r>
+    </w:p>
+    <w:p>
+      <w:pPr>
         <w:numPr>
           <w:ilvl w:val="0"/>
           <w:numId w:val="1004"/>
         </w:numPr>
       </w:pPr>
       <w:r>
-        <w:t xml:space="preserve">Shen W, Le S, Li Y, Hu F.</w:t>
-      </w:r>
-      <w:r>
-        <w:t xml:space="preserve"> </w:t>
+        <w:t xml:space="preserve">Miao L, Chen J, Yu J, et al. </w:t>
       </w:r>
       <w:r>
         <w:rPr>
@@ -10584,19 +10533,21 @@
         <w:t xml:space="preserve"> </w:t>
       </w:r>
       <w:r>
-        <w:t xml:space="preserve">2022;1:e36. DOI: 10.1002/imt2.36</w:t>
-      </w:r>
-    </w:p>
-    <w:p>
-      <w:pPr>
-        <w:pStyle w:val="Compact"/>
+        <w:t xml:space="preserve">2023;2:e137. DOI: 10.1002/imt2.137</w:t>
+      </w:r>
+    </w:p>
+    <w:p>
+      <w:pPr>
         <w:numPr>
           <w:ilvl w:val="0"/>
           <w:numId w:val="1004"/>
         </w:numPr>
       </w:pPr>
       <w:r>
-        <w:t xml:space="preserve">Miao L, Chen J, Yu J, et al. </w:t>
+        <w:t xml:space="preserve">Gao Y, Zhang G, Jiang S, Liu Y-X.</w:t>
+      </w:r>
+      <w:r>
+        <w:t xml:space="preserve"> </w:t>
       </w:r>
       <w:r>
         <w:rPr>
@@ -10609,22 +10560,18 @@
         <w:t xml:space="preserve"> </w:t>
       </w:r>
       <w:r>
-        <w:t xml:space="preserve">2023;2:e137. DOI: 10.1002/imt2.137</w:t>
-      </w:r>
-    </w:p>
-    <w:p>
-      <w:pPr>
-        <w:pStyle w:val="Compact"/>
+        <w:t xml:space="preserve">2024;3:e175. DOI: 10.1002/imt2.175</w:t>
+      </w:r>
+    </w:p>
+    <w:p>
+      <w:pPr>
         <w:numPr>
           <w:ilvl w:val="0"/>
           <w:numId w:val="1004"/>
         </w:numPr>
       </w:pPr>
       <w:r>
-        <w:t xml:space="preserve">Gao Y, Zhang G, Jiang S, Liu Y-X.</w:t>
-      </w:r>
-      <w:r>
-        <w:t xml:space="preserve"> </w:t>
+        <w:t xml:space="preserve">Li Y, Liang Z, Wang C, et al. </w:t>
       </w:r>
       <w:r>
         <w:rPr>
@@ -10637,19 +10584,18 @@
         <w:t xml:space="preserve"> </w:t>
       </w:r>
       <w:r>
-        <w:t xml:space="preserve">2024;3:e175. DOI: 10.1002/imt2.175</w:t>
-      </w:r>
-    </w:p>
-    <w:p>
-      <w:pPr>
-        <w:pStyle w:val="Compact"/>
+        <w:t xml:space="preserve">2022;1:e52. DOI: 10.1002/imt2.52</w:t>
+      </w:r>
+    </w:p>
+    <w:p>
+      <w:pPr>
         <w:numPr>
           <w:ilvl w:val="0"/>
           <w:numId w:val="1004"/>
         </w:numPr>
       </w:pPr>
       <w:r>
-        <w:t xml:space="preserve">Li Y, Liang Z, Wang C, et al. </w:t>
+        <w:t xml:space="preserve">Feng K, Peng X, Zhang Z, et al. </w:t>
       </w:r>
       <w:r>
         <w:rPr>
@@ -10662,19 +10608,18 @@
         <w:t xml:space="preserve"> </w:t>
       </w:r>
       <w:r>
-        <w:t xml:space="preserve">2022;1:e52. DOI: 10.1002/imt2.52</w:t>
-      </w:r>
-    </w:p>
-    <w:p>
-      <w:pPr>
-        <w:pStyle w:val="Compact"/>
+        <w:t xml:space="preserve">2022;1:e13. DOI: 10.1002/imt2.13</w:t>
+      </w:r>
+    </w:p>
+    <w:p>
+      <w:pPr>
         <w:numPr>
           <w:ilvl w:val="0"/>
           <w:numId w:val="1004"/>
         </w:numPr>
       </w:pPr>
       <w:r>
-        <w:t xml:space="preserve">Feng K, Peng X, Zhang Z, et al. </w:t>
+        <w:t xml:space="preserve">Ren Y, Yu G, Shi C, et al. </w:t>
       </w:r>
       <w:r>
         <w:rPr>
@@ -10687,44 +10632,51 @@
         <w:t xml:space="preserve"> </w:t>
       </w:r>
       <w:r>
-        <w:t xml:space="preserve">2022;1:e13. DOI: 10.1002/imt2.13</w:t>
-      </w:r>
-    </w:p>
-    <w:p>
-      <w:pPr>
-        <w:pStyle w:val="Compact"/>
+        <w:t xml:space="preserve">2022;1:e12. DOI: 10.1002/imt2.12</w:t>
+      </w:r>
+    </w:p>
+    <w:p>
+      <w:pPr>
         <w:numPr>
           <w:ilvl w:val="0"/>
           <w:numId w:val="1004"/>
         </w:numPr>
       </w:pPr>
       <w:r>
-        <w:t xml:space="preserve">Ren Y, Yu G, Shi C, et al. </w:t>
+        <w:t xml:space="preserve">Ondov BD, Bergman NH, Phillippy AM.</w:t>
+      </w:r>
+      <w:r>
+        <w:t xml:space="preserve"> </w:t>
       </w:r>
       <w:r>
         <w:rPr>
           <w:i/>
           <w:iCs/>
         </w:rPr>
-        <w:t xml:space="preserve">iMeta.</w:t>
-      </w:r>
-      <w:r>
-        <w:t xml:space="preserve"> </w:t>
-      </w:r>
-      <w:r>
-        <w:t xml:space="preserve">2022;1:e12. DOI: 10.1002/imt2.12</w:t>
-      </w:r>
-    </w:p>
-    <w:p>
-      <w:pPr>
-        <w:pStyle w:val="Compact"/>
+        <w:t xml:space="preserve">BMC Bioinformatics.</w:t>
+      </w:r>
+      <w:r>
+        <w:t xml:space="preserve"> </w:t>
+      </w:r>
+      <w:r>
+        <w:t xml:space="preserve">2011;12:385.</w:t>
+      </w:r>
+      <w:r>
+        <w:t xml:space="preserve"> </w:t>
+      </w:r>
+      <w:r>
+        <w:t xml:space="preserve">DOI: 10.1186/1471-2105-12-385</w:t>
+      </w:r>
+    </w:p>
+    <w:p>
+      <w:pPr>
         <w:numPr>
           <w:ilvl w:val="0"/>
           <w:numId w:val="1004"/>
         </w:numPr>
       </w:pPr>
       <w:r>
-        <w:t xml:space="preserve">Ondov BD, Bergman NH, Phillippy AM.</w:t>
+        <w:t xml:space="preserve">Letunic I, Bork P.</w:t>
       </w:r>
       <w:r>
         <w:t xml:space="preserve"> </w:t>
@@ -10734,126 +10686,140 @@
           <w:i/>
           <w:iCs/>
         </w:rPr>
-        <w:t xml:space="preserve">BMC Bioinformatics.</w:t>
-      </w:r>
-      <w:r>
-        <w:t xml:space="preserve"> </w:t>
-      </w:r>
-      <w:r>
-        <w:t xml:space="preserve">2011;12:385.</w:t>
-      </w:r>
-      <w:r>
-        <w:t xml:space="preserve"> </w:t>
-      </w:r>
-      <w:r>
-        <w:t xml:space="preserve">DOI: 10.1186/1471-2105-12-385</w:t>
-      </w:r>
-    </w:p>
-    <w:p>
-      <w:pPr>
-        <w:pStyle w:val="Compact"/>
+        <w:t xml:space="preserve">Nucleic Acids Res.</w:t>
+      </w:r>
+      <w:r>
+        <w:t xml:space="preserve"> </w:t>
+      </w:r>
+      <w:r>
+        <w:t xml:space="preserve">2024;52:W78-W82.</w:t>
+      </w:r>
+      <w:r>
+        <w:t xml:space="preserve"> </w:t>
+      </w:r>
+      <w:r>
+        <w:t xml:space="preserve">DOI: 10.1093/nar/gkae268</w:t>
+      </w:r>
+    </w:p>
+    <w:p>
+      <w:pPr>
         <w:numPr>
           <w:ilvl w:val="0"/>
           <w:numId w:val="1004"/>
         </w:numPr>
       </w:pPr>
       <w:r>
-        <w:t xml:space="preserve">Letunic I, Bork P.</w:t>
-      </w:r>
-      <w:r>
-        <w:t xml:space="preserve"> </w:t>
+        <w:t xml:space="preserve">Shannon P, Markiel A, Ozier O, et al. </w:t>
       </w:r>
       <w:r>
         <w:rPr>
           <w:i/>
           <w:iCs/>
         </w:rPr>
-        <w:t xml:space="preserve">Nucleic Acids Res.</w:t>
-      </w:r>
-      <w:r>
-        <w:t xml:space="preserve"> </w:t>
-      </w:r>
-      <w:r>
-        <w:t xml:space="preserve">2024;52:W78-W82.</w:t>
-      </w:r>
-      <w:r>
-        <w:t xml:space="preserve"> </w:t>
-      </w:r>
-      <w:r>
-        <w:t xml:space="preserve">DOI: 10.1093/nar/gkae268</w:t>
-      </w:r>
-    </w:p>
-    <w:p>
-      <w:pPr>
-        <w:pStyle w:val="Compact"/>
+        <w:t xml:space="preserve">Genome Res.</w:t>
+      </w:r>
+      <w:r>
+        <w:t xml:space="preserve"> </w:t>
+      </w:r>
+      <w:r>
+        <w:t xml:space="preserve">2003;13:2498-2504.</w:t>
+      </w:r>
+      <w:r>
+        <w:t xml:space="preserve"> </w:t>
+      </w:r>
+      <w:r>
+        <w:t xml:space="preserve">DOI: 10.1101/gr.1239303</w:t>
+      </w:r>
+    </w:p>
+    <w:p>
+      <w:pPr>
         <w:numPr>
           <w:ilvl w:val="0"/>
           <w:numId w:val="1004"/>
         </w:numPr>
       </w:pPr>
       <w:r>
-        <w:t xml:space="preserve">Shannon P, Markiel A, Ozier O, et al. </w:t>
-      </w:r>
-      <w:r>
-        <w:rPr>
-          <w:i/>
-          <w:iCs/>
-        </w:rPr>
-        <w:t xml:space="preserve">Genome Res.</w:t>
-      </w:r>
-      <w:r>
-        <w:t xml:space="preserve"> </w:t>
-      </w:r>
-      <w:r>
-        <w:t xml:space="preserve">2003;13:2498-2504.</w:t>
-      </w:r>
-      <w:r>
-        <w:t xml:space="preserve"> </w:t>
-      </w:r>
-      <w:r>
-        <w:t xml:space="preserve">DOI: 10.1101/gr.1239303</w:t>
-      </w:r>
-    </w:p>
-    <w:p>
-      <w:pPr>
-        <w:pStyle w:val="Compact"/>
+        <w:t xml:space="preserve">Todd P. OpenTimestamps: a timestamping proof standard. 2016.</w:t>
+      </w:r>
+      <w:r>
+        <w:t xml:space="preserve"> </w:t>
+      </w:r>
+      <w:r>
+        <w:t xml:space="preserve">https://opentimestamps.org/</w:t>
+      </w:r>
+    </w:p>
+    <w:p>
+      <w:pPr>
         <w:numPr>
           <w:ilvl w:val="0"/>
           <w:numId w:val="1004"/>
         </w:numPr>
       </w:pPr>
       <w:r>
-        <w:t xml:space="preserve">Todd P. OpenTimestamps: a timestamping proof standard. 2016.</w:t>
-      </w:r>
-      <w:r>
-        <w:t xml:space="preserve"> </w:t>
-      </w:r>
-      <w:r>
-        <w:t xml:space="preserve">https://opentimestamps.org/</w:t>
-      </w:r>
-    </w:p>
-    <w:p>
-      <w:pPr>
-        <w:pStyle w:val="Compact"/>
+        <w:t xml:space="preserve">Wei H, Wang J, Hassan M, Liu X, Lu C, Xiao R, Wang H. Various microbial</w:t>
+      </w:r>
+      <w:r>
+        <w:t xml:space="preserve"> </w:t>
+      </w:r>
+      <w:r>
+        <w:t xml:space="preserve">taxa couple arsenic transformation to nitrogen and carbon cycling in</w:t>
+      </w:r>
+      <w:r>
+        <w:t xml:space="preserve"> </w:t>
+      </w:r>
+      <w:r>
+        <w:t xml:space="preserve">paddy soils.</w:t>
+      </w:r>
+      <w:r>
+        <w:t xml:space="preserve"> </w:t>
+      </w:r>
+      <w:r>
+        <w:rPr>
+          <w:i/>
+          <w:iCs/>
+        </w:rPr>
+        <w:t xml:space="preserve">Microbiome.</w:t>
+      </w:r>
+      <w:r>
+        <w:t xml:space="preserve"> </w:t>
+      </w:r>
+      <w:r>
+        <w:t xml:space="preserve">2024;12:236.</w:t>
+      </w:r>
+      <w:r>
+        <w:t xml:space="preserve"> </w:t>
+      </w:r>
+      <w:r>
+        <w:t xml:space="preserve">DOI: 10.1186/s40168-024-01952-4</w:t>
+      </w:r>
+    </w:p>
+    <w:p>
+      <w:pPr>
         <w:numPr>
           <w:ilvl w:val="0"/>
           <w:numId w:val="1004"/>
         </w:numPr>
       </w:pPr>
       <w:r>
-        <w:t xml:space="preserve">Wei H, Wang J, Hassan M, Liu X, Lu C, Xiao R, Wang H. Various microbial</w:t>
-      </w:r>
-      <w:r>
-        <w:t xml:space="preserve"> </w:t>
-      </w:r>
-      <w:r>
-        <w:t xml:space="preserve">taxa couple arsenic transformation to nitrogen and carbon cycling in</w:t>
-      </w:r>
-      <w:r>
-        <w:t xml:space="preserve"> </w:t>
-      </w:r>
-      <w:r>
-        <w:t xml:space="preserve">paddy soils.</w:t>
+        <w:t xml:space="preserve">Liu R, Wei X, Song W, Wang L, Cao J, Wu J, Thomas T, Jin T, Wang Z,</w:t>
+      </w:r>
+      <w:r>
+        <w:t xml:space="preserve"> </w:t>
+      </w:r>
+      <w:r>
+        <w:t xml:space="preserve">Wei W, Wei Y, Zhai H, Yao C, Shen Z, Du J, Fang J. Novel</w:t>
+      </w:r>
+      <w:r>
+        <w:t xml:space="preserve"> </w:t>
+      </w:r>
+      <w:r>
+        <w:t xml:space="preserve">chemolithoautotrophic and Archaea-dominant microbial niche fueling</w:t>
+      </w:r>
+      <w:r>
+        <w:t xml:space="preserve"> </w:t>
+      </w:r>
+      <w:r>
+        <w:t xml:space="preserve">arsenic cycling in deep-sea cold seep sediments.</w:t>
       </w:r>
       <w:r>
         <w:t xml:space="preserve"> </w:t>
@@ -10863,49 +10829,44 @@
           <w:i/>
           <w:iCs/>
         </w:rPr>
-        <w:t xml:space="preserve">Microbiome.</w:t>
-      </w:r>
-      <w:r>
-        <w:t xml:space="preserve"> </w:t>
-      </w:r>
-      <w:r>
-        <w:t xml:space="preserve">2024;12:236.</w:t>
-      </w:r>
-      <w:r>
-        <w:t xml:space="preserve"> </w:t>
-      </w:r>
-      <w:r>
-        <w:t xml:space="preserve">DOI: 10.1186/s40168-024-01952-4</w:t>
-      </w:r>
-    </w:p>
-    <w:p>
-      <w:pPr>
-        <w:pStyle w:val="Compact"/>
+        <w:t xml:space="preserve">npj Biofilms</w:t>
+      </w:r>
+      <w:r>
+        <w:rPr>
+          <w:i/>
+          <w:iCs/>
+        </w:rPr>
+        <w:t xml:space="preserve"> </w:t>
+      </w:r>
+      <w:r>
+        <w:rPr>
+          <w:i/>
+          <w:iCs/>
+        </w:rPr>
+        <w:t xml:space="preserve">Microbiomes.</w:t>
+      </w:r>
+      <w:r>
+        <w:t xml:space="preserve"> </w:t>
+      </w:r>
+      <w:r>
+        <w:t xml:space="preserve">2023;9:13. DOI: 10.1038/s41522-023-00382-8</w:t>
+      </w:r>
+    </w:p>
+    <w:p>
+      <w:pPr>
         <w:numPr>
           <w:ilvl w:val="0"/>
           <w:numId w:val="1004"/>
         </w:numPr>
       </w:pPr>
       <w:r>
-        <w:t xml:space="preserve">Liu R, Wei X, Song W, Wang L, Cao J, Wu J, Thomas T, Jin T, Wang Z,</w:t>
-      </w:r>
-      <w:r>
-        <w:t xml:space="preserve"> </w:t>
-      </w:r>
-      <w:r>
-        <w:t xml:space="preserve">Wei W, Wei Y, Zhai H, Yao C, Shen Z, Du J, Fang J. Novel</w:t>
-      </w:r>
-      <w:r>
-        <w:t xml:space="preserve"> </w:t>
-      </w:r>
-      <w:r>
-        <w:t xml:space="preserve">chemolithoautotrophic and Archaea-dominant microbial niche fueling</w:t>
-      </w:r>
-      <w:r>
-        <w:t xml:space="preserve"> </w:t>
-      </w:r>
-      <w:r>
-        <w:t xml:space="preserve">arsenic cycling in deep-sea cold seep sediments.</w:t>
+        <w:t xml:space="preserve">Grettenberger CL, Hamilton TL. Metagenome-assembled genomes of novel</w:t>
+      </w:r>
+      <w:r>
+        <w:t xml:space="preserve"> </w:t>
+      </w:r>
+      <w:r>
+        <w:t xml:space="preserve">taxa from an acid mine drainage environment.</w:t>
       </w:r>
       <w:r>
         <w:t xml:space="preserve"> </w:t>
@@ -10915,45 +10876,36 @@
           <w:i/>
           <w:iCs/>
         </w:rPr>
-        <w:t xml:space="preserve">npj Biofilms</w:t>
-      </w:r>
-      <w:r>
-        <w:rPr>
-          <w:i/>
-          <w:iCs/>
-        </w:rPr>
-        <w:t xml:space="preserve"> </w:t>
-      </w:r>
-      <w:r>
-        <w:rPr>
-          <w:i/>
-          <w:iCs/>
-        </w:rPr>
-        <w:t xml:space="preserve">Microbiomes.</w:t>
-      </w:r>
-      <w:r>
-        <w:t xml:space="preserve"> </w:t>
-      </w:r>
-      <w:r>
-        <w:t xml:space="preserve">2023;9:13. DOI: 10.1038/s41522-023-00382-8</w:t>
-      </w:r>
-    </w:p>
-    <w:p>
-      <w:pPr>
-        <w:pStyle w:val="Compact"/>
+        <w:t xml:space="preserve">Appl Environ Microbiol.</w:t>
+      </w:r>
+      <w:r>
+        <w:t xml:space="preserve"> </w:t>
+      </w:r>
+      <w:r>
+        <w:t xml:space="preserve">2021;87(18):e00772-21. DOI: 10.1128/AEM.00772-21</w:t>
+      </w:r>
+    </w:p>
+    <w:p>
+      <w:pPr>
         <w:numPr>
           <w:ilvl w:val="0"/>
           <w:numId w:val="1004"/>
         </w:numPr>
       </w:pPr>
       <w:r>
-        <w:t xml:space="preserve">Grettenberger CL, Hamilton TL. Metagenome-assembled genomes of novel</w:t>
-      </w:r>
-      <w:r>
-        <w:t xml:space="preserve"> </w:t>
-      </w:r>
-      <w:r>
-        <w:t xml:space="preserve">taxa from an acid mine drainage environment.</w:t>
+        <w:t xml:space="preserve">Ayala-Muñoz D, Burgos WD, Sánchez-España J, Couradeau E, Falagán C,</w:t>
+      </w:r>
+      <w:r>
+        <w:t xml:space="preserve"> </w:t>
+      </w:r>
+      <w:r>
+        <w:t xml:space="preserve">Macalady JL. Metagenomic and metatranscriptomic study of microbial</w:t>
+      </w:r>
+      <w:r>
+        <w:t xml:space="preserve"> </w:t>
+      </w:r>
+      <w:r>
+        <w:t xml:space="preserve">metal resistance in an acidic pit lake.</w:t>
       </w:r>
       <w:r>
         <w:t xml:space="preserve"> </w:t>
@@ -10963,37 +10915,30 @@
           <w:i/>
           <w:iCs/>
         </w:rPr>
-        <w:t xml:space="preserve">Appl Environ Microbiol.</w:t>
-      </w:r>
-      <w:r>
-        <w:t xml:space="preserve"> </w:t>
-      </w:r>
-      <w:r>
-        <w:t xml:space="preserve">2021;87(18):e00772-21. DOI: 10.1128/AEM.00772-21</w:t>
-      </w:r>
-    </w:p>
-    <w:p>
-      <w:pPr>
-        <w:pStyle w:val="Compact"/>
+        <w:t xml:space="preserve">Microorganisms.</w:t>
+      </w:r>
+      <w:r>
+        <w:t xml:space="preserve"> </w:t>
+      </w:r>
+      <w:r>
+        <w:t xml:space="preserve">2020;8(9):1350. DOI: 10.3390/microorganisms8091350</w:t>
+      </w:r>
+    </w:p>
+    <w:p>
+      <w:pPr>
         <w:numPr>
           <w:ilvl w:val="0"/>
           <w:numId w:val="1004"/>
         </w:numPr>
       </w:pPr>
       <w:r>
-        <w:t xml:space="preserve">Ayala-Muñoz D, Burgos WD, Sánchez-España J, Couradeau E, Falagán C,</w:t>
-      </w:r>
-      <w:r>
-        <w:t xml:space="preserve"> </w:t>
-      </w:r>
-      <w:r>
-        <w:t xml:space="preserve">Macalady JL. Metagenomic and metatranscriptomic study of microbial</w:t>
-      </w:r>
-      <w:r>
-        <w:t xml:space="preserve"> </w:t>
-      </w:r>
-      <w:r>
-        <w:t xml:space="preserve">metal resistance in an acidic pit lake.</w:t>
+        <w:t xml:space="preserve">Newman DK, Beveridge TJ, Morel FMM. Precipitation of arsenic trisulfide</w:t>
+      </w:r>
+      <w:r>
+        <w:t xml:space="preserve"> </w:t>
+      </w:r>
+      <w:r>
+        <w:t xml:space="preserve">by</w:t>
       </w:r>
       <w:r>
         <w:t xml:space="preserve"> </w:t>
@@ -11003,31 +10948,46 @@
           <w:i/>
           <w:iCs/>
         </w:rPr>
-        <w:t xml:space="preserve">Microorganisms.</w:t>
-      </w:r>
-      <w:r>
-        <w:t xml:space="preserve"> </w:t>
-      </w:r>
-      <w:r>
-        <w:t xml:space="preserve">2020;8(9):1350. DOI: 10.3390/microorganisms8091350</w:t>
-      </w:r>
-    </w:p>
-    <w:p>
-      <w:pPr>
-        <w:pStyle w:val="Compact"/>
+        <w:t xml:space="preserve">Desulfotomaculum auripigmentum.</w:t>
+      </w:r>
+      <w:r>
+        <w:t xml:space="preserve"> </w:t>
+      </w:r>
+      <w:r>
+        <w:rPr>
+          <w:i/>
+          <w:iCs/>
+        </w:rPr>
+        <w:t xml:space="preserve">Appl Environ Microbiol.</w:t>
+      </w:r>
+      <w:r>
+        <w:t xml:space="preserve"> </w:t>
+      </w:r>
+      <w:r>
+        <w:t xml:space="preserve">1997;63(5):2022-2028. DOI: 10.1128/aem.63.5.2022-2028.1997</w:t>
+      </w:r>
+    </w:p>
+    <w:p>
+      <w:pPr>
         <w:numPr>
           <w:ilvl w:val="0"/>
           <w:numId w:val="1004"/>
         </w:numPr>
       </w:pPr>
       <w:r>
-        <w:t xml:space="preserve">Newman DK, Beveridge TJ, Morel FMM. Precipitation of arsenic trisulfide</w:t>
-      </w:r>
-      <w:r>
-        <w:t xml:space="preserve"> </w:t>
-      </w:r>
-      <w:r>
-        <w:t xml:space="preserve">by</w:t>
+        <w:t xml:space="preserve">Rodriguez-Freire L, Sierra-Alvarez R, Root R, Chorover J, Field JA.</w:t>
+      </w:r>
+      <w:r>
+        <w:t xml:space="preserve"> </w:t>
+      </w:r>
+      <w:r>
+        <w:t xml:space="preserve">Biomineralization of arsenate to arsenic sulfides is greatly enhanced</w:t>
+      </w:r>
+      <w:r>
+        <w:t xml:space="preserve"> </w:t>
+      </w:r>
+      <w:r>
+        <w:t xml:space="preserve">at mildly acidic conditions.</w:t>
       </w:r>
       <w:r>
         <w:t xml:space="preserve"> </w:t>
@@ -11037,47 +10997,42 @@
           <w:i/>
           <w:iCs/>
         </w:rPr>
-        <w:t xml:space="preserve">Desulfotomaculum auripigmentum.</w:t>
-      </w:r>
-      <w:r>
-        <w:t xml:space="preserve"> </w:t>
-      </w:r>
-      <w:r>
-        <w:rPr>
-          <w:i/>
-          <w:iCs/>
-        </w:rPr>
-        <w:t xml:space="preserve">Appl Environ Microbiol.</w:t>
-      </w:r>
-      <w:r>
-        <w:t xml:space="preserve"> </w:t>
-      </w:r>
-      <w:r>
-        <w:t xml:space="preserve">1997;63(5):2022-2028. DOI: 10.1128/aem.63.5.2022-2028.1997</w:t>
-      </w:r>
-    </w:p>
-    <w:p>
-      <w:pPr>
-        <w:pStyle w:val="Compact"/>
+        <w:t xml:space="preserve">Environ Sci Technol.</w:t>
+      </w:r>
+      <w:r>
+        <w:t xml:space="preserve"> </w:t>
+      </w:r>
+      <w:r>
+        <w:t xml:space="preserve">2014;48(7):4107-4115.</w:t>
+      </w:r>
+      <w:r>
+        <w:t xml:space="preserve"> </w:t>
+      </w:r>
+      <w:r>
+        <w:t xml:space="preserve">DOI: 10.1021/es405493b</w:t>
+      </w:r>
+    </w:p>
+    <w:p>
+      <w:pPr>
         <w:numPr>
           <w:ilvl w:val="0"/>
           <w:numId w:val="1004"/>
         </w:numPr>
       </w:pPr>
       <w:r>
-        <w:t xml:space="preserve">Rodriguez-Freire L, Sierra-Alvarez R, Root R, Chorover J, Field JA.</w:t>
-      </w:r>
-      <w:r>
-        <w:t xml:space="preserve"> </w:t>
-      </w:r>
-      <w:r>
-        <w:t xml:space="preserve">Biomineralization of arsenate to arsenic sulfides is greatly enhanced</w:t>
-      </w:r>
-      <w:r>
-        <w:t xml:space="preserve"> </w:t>
-      </w:r>
-      <w:r>
-        <w:t xml:space="preserve">at mildly acidic conditions.</w:t>
+        <w:t xml:space="preserve">Sánchez-España J, López Pamo E, Santofimia Pastor E, Diez Ercilla M.</w:t>
+      </w:r>
+      <w:r>
+        <w:t xml:space="preserve"> </w:t>
+      </w:r>
+      <w:r>
+        <w:t xml:space="preserve">The acidic mine pit lakes of the Iberian Pyrite Belt: an approach to</w:t>
+      </w:r>
+      <w:r>
+        <w:t xml:space="preserve"> </w:t>
+      </w:r>
+      <w:r>
+        <w:t xml:space="preserve">their physical limnology and hydrogeochemistry.</w:t>
       </w:r>
       <w:r>
         <w:t xml:space="preserve"> </w:t>
@@ -11087,43 +11042,24 @@
           <w:i/>
           <w:iCs/>
         </w:rPr>
-        <w:t xml:space="preserve">Environ Sci Technol.</w:t>
-      </w:r>
-      <w:r>
-        <w:t xml:space="preserve"> </w:t>
-      </w:r>
-      <w:r>
-        <w:t xml:space="preserve">2014;48(7):4107-4115.</w:t>
-      </w:r>
-      <w:r>
-        <w:t xml:space="preserve"> </w:t>
-      </w:r>
-      <w:r>
-        <w:t xml:space="preserve">DOI: 10.1021/es405493b</w:t>
-      </w:r>
-    </w:p>
-    <w:p>
-      <w:pPr>
-        <w:pStyle w:val="Compact"/>
+        <w:t xml:space="preserve">Appl Geochem.</w:t>
+      </w:r>
+      <w:r>
+        <w:t xml:space="preserve"> </w:t>
+      </w:r>
+      <w:r>
+        <w:t xml:space="preserve">2008;23(5):1260-1287. DOI: 10.1016/j.apgeochem.2007.12.036</w:t>
+      </w:r>
+    </w:p>
+    <w:p>
+      <w:pPr>
         <w:numPr>
           <w:ilvl w:val="0"/>
           <w:numId w:val="1004"/>
         </w:numPr>
       </w:pPr>
       <w:r>
-        <w:t xml:space="preserve">Sánchez-España J, López Pamo E, Santofimia Pastor E, Diez Ercilla M.</w:t>
-      </w:r>
-      <w:r>
-        <w:t xml:space="preserve"> </w:t>
-      </w:r>
-      <w:r>
-        <w:t xml:space="preserve">The acidic mine pit lakes of the Iberian Pyrite Belt: an approach to</w:t>
-      </w:r>
-      <w:r>
-        <w:t xml:space="preserve"> </w:t>
-      </w:r>
-      <w:r>
-        <w:t xml:space="preserve">their physical limnology and hydrogeochemistry.</w:t>
+        <w:t xml:space="preserve">Rosen BP. Biochemistry of arsenic detoxification.</w:t>
       </w:r>
       <w:r>
         <w:t xml:space="preserve"> </w:t>
@@ -11133,25 +11069,30 @@
           <w:i/>
           <w:iCs/>
         </w:rPr>
-        <w:t xml:space="preserve">Appl Geochem.</w:t>
-      </w:r>
-      <w:r>
-        <w:t xml:space="preserve"> </w:t>
-      </w:r>
-      <w:r>
-        <w:t xml:space="preserve">2008;23(5):1260-1287. DOI: 10.1016/j.apgeochem.2007.12.036</w:t>
-      </w:r>
-    </w:p>
-    <w:p>
-      <w:pPr>
-        <w:pStyle w:val="Compact"/>
+        <w:t xml:space="preserve">FEBS Lett.</w:t>
+      </w:r>
+      <w:r>
+        <w:t xml:space="preserve"> </w:t>
+      </w:r>
+      <w:r>
+        <w:t xml:space="preserve">2002;529(1):86-92. DOI: 10.1016/S0014-5793(02)03186-1</w:t>
+      </w:r>
+    </w:p>
+    <w:p>
+      <w:pPr>
         <w:numPr>
           <w:ilvl w:val="0"/>
           <w:numId w:val="1004"/>
         </w:numPr>
       </w:pPr>
       <w:r>
-        <w:t xml:space="preserve">Rosen BP. Biochemistry of arsenic detoxification.</w:t>
+        <w:t xml:space="preserve">Chong J, Liu P, Zhou G, Xia J. Using MicrobiomeAnalyst for comprehensive</w:t>
+      </w:r>
+      <w:r>
+        <w:t xml:space="preserve"> </w:t>
+      </w:r>
+      <w:r>
+        <w:t xml:space="preserve">statistical, functional, and meta-analysis of microbiome data.</w:t>
       </w:r>
       <w:r>
         <w:t xml:space="preserve"> </w:t>
@@ -11161,31 +11102,30 @@
           <w:i/>
           <w:iCs/>
         </w:rPr>
-        <w:t xml:space="preserve">FEBS Lett.</w:t>
-      </w:r>
-      <w:r>
-        <w:t xml:space="preserve"> </w:t>
-      </w:r>
-      <w:r>
-        <w:t xml:space="preserve">2002;529(1):86-92. DOI: 10.1016/S0014-5793(02)03186-1</w:t>
-      </w:r>
-    </w:p>
-    <w:p>
-      <w:pPr>
-        <w:pStyle w:val="Compact"/>
+        <w:t xml:space="preserve">Nat Protoc.</w:t>
+      </w:r>
+      <w:r>
+        <w:t xml:space="preserve"> </w:t>
+      </w:r>
+      <w:r>
+        <w:t xml:space="preserve">2020;15:799-821. DOI: 10.1038/s41596-019-0264-1</w:t>
+      </w:r>
+    </w:p>
+    <w:p>
+      <w:pPr>
         <w:numPr>
           <w:ilvl w:val="0"/>
           <w:numId w:val="1004"/>
         </w:numPr>
       </w:pPr>
       <w:r>
-        <w:t xml:space="preserve">Chong J, Liu P, Zhou G, Xia J. Using MicrobiomeAnalyst for comprehensive</w:t>
-      </w:r>
-      <w:r>
-        <w:t xml:space="preserve"> </w:t>
-      </w:r>
-      <w:r>
-        <w:t xml:space="preserve">statistical, functional, and meta-analysis of microbiome data.</w:t>
+        <w:t xml:space="preserve">Dai Z, Guo X, Yin H, Liang Y, Cong J, Liu X. Identification of nitrogen</w:t>
+      </w:r>
+      <w:r>
+        <w:t xml:space="preserve"> </w:t>
+      </w:r>
+      <w:r>
+        <w:t xml:space="preserve">fixation genes in</w:t>
       </w:r>
       <w:r>
         <w:t xml:space="preserve"> </w:t>
@@ -11195,31 +11135,64 @@
           <w:i/>
           <w:iCs/>
         </w:rPr>
-        <w:t xml:space="preserve">Nat Protoc.</w:t>
-      </w:r>
-      <w:r>
-        <w:t xml:space="preserve"> </w:t>
-      </w:r>
-      <w:r>
-        <w:t xml:space="preserve">2020;15:799-821. DOI: 10.1038/s41596-019-0264-1</w:t>
-      </w:r>
-    </w:p>
-    <w:p>
-      <w:pPr>
-        <w:pStyle w:val="Compact"/>
+        <w:t xml:space="preserve">Lactococcus</w:t>
+      </w:r>
+      <w:r>
+        <w:t xml:space="preserve"> </w:t>
+      </w:r>
+      <w:r>
+        <w:t xml:space="preserve">isolated from acid mine drainage:</w:t>
+      </w:r>
+      <w:r>
+        <w:t xml:space="preserve"> </w:t>
+      </w:r>
+      <w:r>
+        <w:t xml:space="preserve">insight into nitrogen cycling.</w:t>
+      </w:r>
+      <w:r>
+        <w:t xml:space="preserve"> </w:t>
+      </w:r>
+      <w:r>
+        <w:rPr>
+          <w:i/>
+          <w:iCs/>
+        </w:rPr>
+        <w:t xml:space="preserve">PLoS One.</w:t>
+      </w:r>
+      <w:r>
+        <w:t xml:space="preserve"> </w:t>
+      </w:r>
+      <w:r>
+        <w:t xml:space="preserve">2014;9(2):e87976.</w:t>
+      </w:r>
+      <w:r>
+        <w:t xml:space="preserve"> </w:t>
+      </w:r>
+      <w:r>
+        <w:t xml:space="preserve">DOI: 10.1371/journal.pone.0091812</w:t>
+      </w:r>
+    </w:p>
+    <w:p>
+      <w:pPr>
         <w:numPr>
           <w:ilvl w:val="0"/>
           <w:numId w:val="1004"/>
         </w:numPr>
       </w:pPr>
       <w:r>
-        <w:t xml:space="preserve">Dai Z, Guo X, Yin H, Liang Y, Cong J, Liu X. Identification of nitrogen</w:t>
-      </w:r>
-      <w:r>
-        <w:t xml:space="preserve"> </w:t>
-      </w:r>
-      <w:r>
-        <w:t xml:space="preserve">fixation genes in</w:t>
+        <w:t xml:space="preserve">Méndez-García C, Peláez AI, Mesa V, Sánchez J, Golyshina OV, Ferrer M.</w:t>
+      </w:r>
+      <w:r>
+        <w:t xml:space="preserve"> </w:t>
+      </w:r>
+      <w:r>
+        <w:t xml:space="preserve">Microbial diversity and metabolic networks in acid mine drainage</w:t>
+      </w:r>
+      <w:r>
+        <w:t xml:space="preserve"> </w:t>
+      </w:r>
+      <w:r>
+        <w:t xml:space="preserve">habitats.</w:t>
       </w:r>
       <w:r>
         <w:t xml:space="preserve"> </w:t>
@@ -11229,65 +11202,30 @@
           <w:i/>
           <w:iCs/>
         </w:rPr>
-        <w:t xml:space="preserve">Lactococcus</w:t>
-      </w:r>
-      <w:r>
-        <w:t xml:space="preserve"> </w:t>
-      </w:r>
-      <w:r>
-        <w:t xml:space="preserve">isolated from acid mine drainage:</w:t>
-      </w:r>
-      <w:r>
-        <w:t xml:space="preserve"> </w:t>
-      </w:r>
-      <w:r>
-        <w:t xml:space="preserve">insight into nitrogen cycling.</w:t>
-      </w:r>
-      <w:r>
-        <w:t xml:space="preserve"> </w:t>
-      </w:r>
-      <w:r>
-        <w:rPr>
-          <w:i/>
-          <w:iCs/>
-        </w:rPr>
-        <w:t xml:space="preserve">PLoS One.</w:t>
-      </w:r>
-      <w:r>
-        <w:t xml:space="preserve"> </w:t>
-      </w:r>
-      <w:r>
-        <w:t xml:space="preserve">2014;9(2):e87976.</w:t>
-      </w:r>
-      <w:r>
-        <w:t xml:space="preserve"> </w:t>
-      </w:r>
-      <w:r>
-        <w:t xml:space="preserve">DOI: 10.1371/journal.pone.0091812</w:t>
-      </w:r>
-    </w:p>
-    <w:p>
-      <w:pPr>
-        <w:pStyle w:val="Compact"/>
+        <w:t xml:space="preserve">Front Microbiol.</w:t>
+      </w:r>
+      <w:r>
+        <w:t xml:space="preserve"> </w:t>
+      </w:r>
+      <w:r>
+        <w:t xml:space="preserve">2015;6:475.</w:t>
+      </w:r>
+      <w:r>
+        <w:t xml:space="preserve"> </w:t>
+      </w:r>
+      <w:r>
+        <w:t xml:space="preserve">DOI: 10.3389/fmicb.2015.00475</w:t>
+      </w:r>
+    </w:p>
+    <w:p>
+      <w:pPr>
         <w:numPr>
           <w:ilvl w:val="0"/>
           <w:numId w:val="1004"/>
         </w:numPr>
       </w:pPr>
       <w:r>
-        <w:t xml:space="preserve">Méndez-García C, Peláez AI, Mesa V, Sánchez J, Golyshina OV, Ferrer M.</w:t>
-      </w:r>
-      <w:r>
-        <w:t xml:space="preserve"> </w:t>
-      </w:r>
-      <w:r>
-        <w:t xml:space="preserve">Microbial diversity and metabolic networks in acid mine drainage</w:t>
-      </w:r>
-      <w:r>
-        <w:t xml:space="preserve"> </w:t>
-      </w:r>
-      <w:r>
-        <w:t xml:space="preserve">habitats.</w:t>
+        <w:t xml:space="preserve">Aitchison J.</w:t>
       </w:r>
       <w:r>
         <w:t xml:space="preserve"> </w:t>
@@ -11297,31 +11235,36 @@
           <w:i/>
           <w:iCs/>
         </w:rPr>
-        <w:t xml:space="preserve">Front Microbiol.</w:t>
-      </w:r>
-      <w:r>
-        <w:t xml:space="preserve"> </w:t>
-      </w:r>
-      <w:r>
-        <w:t xml:space="preserve">2015;6:475.</w:t>
-      </w:r>
-      <w:r>
-        <w:t xml:space="preserve"> </w:t>
-      </w:r>
-      <w:r>
-        <w:t xml:space="preserve">DOI: 10.3389/fmicb.2015.00475</w:t>
-      </w:r>
-    </w:p>
-    <w:p>
-      <w:pPr>
-        <w:pStyle w:val="Compact"/>
+        <w:t xml:space="preserve">The Statistical Analysis of Compositional Data.</w:t>
+      </w:r>
+      <w:r>
+        <w:t xml:space="preserve"> </w:t>
+      </w:r>
+      <w:r>
+        <w:t xml:space="preserve">London:</w:t>
+      </w:r>
+      <w:r>
+        <w:t xml:space="preserve"> </w:t>
+      </w:r>
+      <w:r>
+        <w:t xml:space="preserve">Chapman &amp; Hall; 1986.</w:t>
+      </w:r>
+    </w:p>
+    <w:p>
+      <w:pPr>
         <w:numPr>
           <w:ilvl w:val="0"/>
           <w:numId w:val="1004"/>
         </w:numPr>
       </w:pPr>
       <w:r>
-        <w:t xml:space="preserve">Hill AB. The environment and disease: association or causation?</w:t>
+        <w:t xml:space="preserve">Stolz JF, Basu P, Santini JM, Oremland RS. Arsenic and selenium in</w:t>
+      </w:r>
+      <w:r>
+        <w:t xml:space="preserve"> </w:t>
+      </w:r>
+      <w:r>
+        <w:t xml:space="preserve">microbial metabolism.</w:t>
       </w:r>
       <w:r>
         <w:t xml:space="preserve"> </w:t>
@@ -11331,39 +11274,36 @@
           <w:i/>
           <w:iCs/>
         </w:rPr>
-        <w:t xml:space="preserve">Proc</w:t>
-      </w:r>
-      <w:r>
-        <w:rPr>
-          <w:i/>
-          <w:iCs/>
-        </w:rPr>
-        <w:t xml:space="preserve"> </w:t>
-      </w:r>
-      <w:r>
-        <w:rPr>
-          <w:i/>
-          <w:iCs/>
-        </w:rPr>
-        <w:t xml:space="preserve">R Soc Med.</w:t>
-      </w:r>
-      <w:r>
-        <w:t xml:space="preserve"> </w:t>
-      </w:r>
-      <w:r>
-        <w:t xml:space="preserve">1965;58:295-300. DOI: 10.1177/003591576505800503</w:t>
-      </w:r>
-    </w:p>
-    <w:p>
-      <w:pPr>
-        <w:pStyle w:val="Compact"/>
+        <w:t xml:space="preserve">Annu Rev Microbiol.</w:t>
+      </w:r>
+      <w:r>
+        <w:t xml:space="preserve"> </w:t>
+      </w:r>
+      <w:r>
+        <w:t xml:space="preserve">2006;60:107-130.</w:t>
+      </w:r>
+      <w:r>
+        <w:t xml:space="preserve"> </w:t>
+      </w:r>
+      <w:r>
+        <w:t xml:space="preserve">DOI: 10.1146/annurev.micro.60.080805.142053</w:t>
+      </w:r>
+    </w:p>
+    <w:p>
+      <w:pPr>
         <w:numPr>
           <w:ilvl w:val="0"/>
           <w:numId w:val="1004"/>
         </w:numPr>
       </w:pPr>
       <w:r>
-        <w:t xml:space="preserve">Aitchison J.</w:t>
+        <w:t xml:space="preserve">Mukhopadhyay R, Rosen BP, Phung LT, Silver S. Microbial arsenic: from</w:t>
+      </w:r>
+      <w:r>
+        <w:t xml:space="preserve"> </w:t>
+      </w:r>
+      <w:r>
+        <w:t xml:space="preserve">geocycles to genes and enzymes.</w:t>
       </w:r>
       <w:r>
         <w:t xml:space="preserve"> </w:t>
@@ -11373,37 +11313,36 @@
           <w:i/>
           <w:iCs/>
         </w:rPr>
-        <w:t xml:space="preserve">The Statistical Analysis of Compositional Data.</w:t>
-      </w:r>
-      <w:r>
-        <w:t xml:space="preserve"> </w:t>
-      </w:r>
-      <w:r>
-        <w:t xml:space="preserve">London:</w:t>
-      </w:r>
-      <w:r>
-        <w:t xml:space="preserve"> </w:t>
-      </w:r>
-      <w:r>
-        <w:t xml:space="preserve">Chapman &amp; Hall; 1986.</w:t>
-      </w:r>
-    </w:p>
-    <w:p>
-      <w:pPr>
-        <w:pStyle w:val="Compact"/>
+        <w:t xml:space="preserve">FEMS Microbiol Rev.</w:t>
+      </w:r>
+      <w:r>
+        <w:t xml:space="preserve"> </w:t>
+      </w:r>
+      <w:r>
+        <w:t xml:space="preserve">2002;26(3):311-325.</w:t>
+      </w:r>
+      <w:r>
+        <w:t xml:space="preserve"> </w:t>
+      </w:r>
+      <w:r>
+        <w:t xml:space="preserve">DOI: 10.1111/j.1574-6976.2002.tb00622.x</w:t>
+      </w:r>
+    </w:p>
+    <w:p>
+      <w:pPr>
         <w:numPr>
           <w:ilvl w:val="0"/>
           <w:numId w:val="1004"/>
         </w:numPr>
       </w:pPr>
       <w:r>
-        <w:t xml:space="preserve">Stolz JF, Basu P, Santini JM, Oremland RS. Arsenic and selenium in</w:t>
-      </w:r>
-      <w:r>
-        <w:t xml:space="preserve"> </w:t>
-      </w:r>
-      <w:r>
-        <w:t xml:space="preserve">microbial metabolism.</w:t>
+        <w:t xml:space="preserve">Sánchez-Andrea I, Sanz JL, Bijmans MFM, Stams AJM. Sulfate reduction</w:t>
+      </w:r>
+      <w:r>
+        <w:t xml:space="preserve"> </w:t>
+      </w:r>
+      <w:r>
+        <w:t xml:space="preserve">at low pH to remediate acid mine drainage.</w:t>
       </w:r>
       <w:r>
         <w:t xml:space="preserve"> </w:t>
@@ -11413,37 +11352,30 @@
           <w:i/>
           <w:iCs/>
         </w:rPr>
-        <w:t xml:space="preserve">Annu Rev Microbiol.</w:t>
-      </w:r>
-      <w:r>
-        <w:t xml:space="preserve"> </w:t>
-      </w:r>
-      <w:r>
-        <w:t xml:space="preserve">2006;60:107-130.</w:t>
-      </w:r>
-      <w:r>
-        <w:t xml:space="preserve"> </w:t>
-      </w:r>
-      <w:r>
-        <w:t xml:space="preserve">DOI: 10.1146/annurev.micro.60.080805.142053</w:t>
-      </w:r>
-    </w:p>
-    <w:p>
-      <w:pPr>
-        <w:pStyle w:val="Compact"/>
+        <w:t xml:space="preserve">J Hazard Mater.</w:t>
+      </w:r>
+      <w:r>
+        <w:t xml:space="preserve"> </w:t>
+      </w:r>
+      <w:r>
+        <w:t xml:space="preserve">2014;269:98-109. DOI: 10.1016/j.jhazmat.2013.12.032</w:t>
+      </w:r>
+    </w:p>
+    <w:p>
+      <w:pPr>
         <w:numPr>
           <w:ilvl w:val="0"/>
           <w:numId w:val="1004"/>
         </w:numPr>
       </w:pPr>
       <w:r>
-        <w:t xml:space="preserve">Mukhopadhyay R, Rosen BP, Phung LT, Silver S. Microbial arsenic: from</w:t>
-      </w:r>
-      <w:r>
-        <w:t xml:space="preserve"> </w:t>
-      </w:r>
-      <w:r>
-        <w:t xml:space="preserve">geocycles to genes and enzymes.</w:t>
+        <w:t xml:space="preserve">Bigham JM, Nordstrom DK. Iron and aluminum hydroxysulfates from acid</w:t>
+      </w:r>
+      <w:r>
+        <w:t xml:space="preserve"> </w:t>
+      </w:r>
+      <w:r>
+        <w:t xml:space="preserve">sulfate waters.</w:t>
       </w:r>
       <w:r>
         <w:t xml:space="preserve"> </w:t>
@@ -11453,37 +11385,36 @@
           <w:i/>
           <w:iCs/>
         </w:rPr>
-        <w:t xml:space="preserve">FEMS Microbiol Rev.</w:t>
-      </w:r>
-      <w:r>
-        <w:t xml:space="preserve"> </w:t>
-      </w:r>
-      <w:r>
-        <w:t xml:space="preserve">2002;26(3):311-325.</w:t>
-      </w:r>
-      <w:r>
-        <w:t xml:space="preserve"> </w:t>
-      </w:r>
-      <w:r>
-        <w:t xml:space="preserve">DOI: 10.1111/j.1574-6976.2002.tb00622.x</w:t>
-      </w:r>
-    </w:p>
-    <w:p>
-      <w:pPr>
-        <w:pStyle w:val="Compact"/>
+        <w:t xml:space="preserve">Rev Mineral Geochem.</w:t>
+      </w:r>
+      <w:r>
+        <w:t xml:space="preserve"> </w:t>
+      </w:r>
+      <w:r>
+        <w:t xml:space="preserve">2000;40:351-403.</w:t>
+      </w:r>
+      <w:r>
+        <w:t xml:space="preserve"> </w:t>
+      </w:r>
+      <w:r>
+        <w:t xml:space="preserve">DOI: 10.2138/rmg.2000.40.7</w:t>
+      </w:r>
+    </w:p>
+    <w:p>
+      <w:pPr>
         <w:numPr>
           <w:ilvl w:val="0"/>
           <w:numId w:val="1004"/>
         </w:numPr>
       </w:pPr>
       <w:r>
-        <w:t xml:space="preserve">Sánchez-Andrea I, Sanz JL, Bijmans MFM, Stams AJM. Sulfate reduction</w:t>
-      </w:r>
-      <w:r>
-        <w:t xml:space="preserve"> </w:t>
-      </w:r>
-      <w:r>
-        <w:t xml:space="preserve">at low pH to remediate acid mine drainage.</w:t>
+        <w:t xml:space="preserve">Bond PL, Druschel GK, Banfield JF. Comparison of acid mine drainage</w:t>
+      </w:r>
+      <w:r>
+        <w:t xml:space="preserve"> </w:t>
+      </w:r>
+      <w:r>
+        <w:t xml:space="preserve">microbial communities.</w:t>
       </w:r>
       <w:r>
         <w:t xml:space="preserve"> </w:t>
@@ -11493,31 +11424,48 @@
           <w:i/>
           <w:iCs/>
         </w:rPr>
-        <w:t xml:space="preserve">J Hazard Mater.</w:t>
-      </w:r>
-      <w:r>
-        <w:t xml:space="preserve"> </w:t>
-      </w:r>
-      <w:r>
-        <w:t xml:space="preserve">2014;269:98-109. DOI: 10.1016/j.jhazmat.2013.12.032</w:t>
-      </w:r>
-    </w:p>
-    <w:p>
-      <w:pPr>
-        <w:pStyle w:val="Compact"/>
+        <w:t xml:space="preserve">Appl Environ Microbiol.</w:t>
+      </w:r>
+      <w:r>
+        <w:t xml:space="preserve"> </w:t>
+      </w:r>
+      <w:r>
+        <w:t xml:space="preserve">2000;66(11):4962-4971.</w:t>
+      </w:r>
+      <w:r>
+        <w:t xml:space="preserve"> </w:t>
+      </w:r>
+      <w:r>
+        <w:t xml:space="preserve">DOI: 10.1128/AEM.66.11.4962-4971.2000</w:t>
+      </w:r>
+    </w:p>
+    <w:p>
+      <w:pPr>
         <w:numPr>
           <w:ilvl w:val="0"/>
           <w:numId w:val="1004"/>
         </w:numPr>
       </w:pPr>
       <w:r>
-        <w:t xml:space="preserve">Bigham JM, Nordstrom DK. Iron and aluminum hydroxysulfates from acid</w:t>
-      </w:r>
-      <w:r>
-        <w:t xml:space="preserve"> </w:t>
-      </w:r>
-      <w:r>
-        <w:t xml:space="preserve">sulfate waters.</w:t>
+        <w:t xml:space="preserve">Falagán C, Sánchez-España J, Johnson DB. New insights into the</w:t>
+      </w:r>
+      <w:r>
+        <w:t xml:space="preserve"> </w:t>
+      </w:r>
+      <w:r>
+        <w:t xml:space="preserve">biogeochemistry of extremely acidic environments revealed by a combined</w:t>
+      </w:r>
+      <w:r>
+        <w:t xml:space="preserve"> </w:t>
+      </w:r>
+      <w:r>
+        <w:t xml:space="preserve">cultivation-based and culture-independent study of two stratified pit</w:t>
+      </w:r>
+      <w:r>
+        <w:t xml:space="preserve"> </w:t>
+      </w:r>
+      <w:r>
+        <w:t xml:space="preserve">lakes.</w:t>
       </w:r>
       <w:r>
         <w:t xml:space="preserve"> </w:t>
@@ -11527,37 +11475,36 @@
           <w:i/>
           <w:iCs/>
         </w:rPr>
-        <w:t xml:space="preserve">Rev Mineral Geochem.</w:t>
-      </w:r>
-      <w:r>
-        <w:t xml:space="preserve"> </w:t>
-      </w:r>
-      <w:r>
-        <w:t xml:space="preserve">2000;40:351-403.</w:t>
-      </w:r>
-      <w:r>
-        <w:t xml:space="preserve"> </w:t>
-      </w:r>
-      <w:r>
-        <w:t xml:space="preserve">DOI: 10.2138/rmg.2000.40.7</w:t>
-      </w:r>
-    </w:p>
-    <w:p>
-      <w:pPr>
-        <w:pStyle w:val="Compact"/>
+        <w:t xml:space="preserve">FEMS Microbiol Ecol.</w:t>
+      </w:r>
+      <w:r>
+        <w:t xml:space="preserve"> </w:t>
+      </w:r>
+      <w:r>
+        <w:t xml:space="preserve">2014;87(1):231-243.</w:t>
+      </w:r>
+      <w:r>
+        <w:t xml:space="preserve"> </w:t>
+      </w:r>
+      <w:r>
+        <w:t xml:space="preserve">DOI: 10.1111/1574-6941.12218</w:t>
+      </w:r>
+    </w:p>
+    <w:p>
+      <w:pPr>
         <w:numPr>
           <w:ilvl w:val="0"/>
           <w:numId w:val="1004"/>
         </w:numPr>
       </w:pPr>
       <w:r>
-        <w:t xml:space="preserve">Bond PL, Druschel GK, Banfield JF. Comparison of acid mine drainage</w:t>
-      </w:r>
-      <w:r>
-        <w:t xml:space="preserve"> </w:t>
-      </w:r>
-      <w:r>
-        <w:t xml:space="preserve">microbial communities.</w:t>
+        <w:t xml:space="preserve">Yin XX, Chen J, Qin J, Sun GX, Rosen BP, Zhu YG. Biotransformation and</w:t>
+      </w:r>
+      <w:r>
+        <w:t xml:space="preserve"> </w:t>
+      </w:r>
+      <w:r>
+        <w:t xml:space="preserve">volatilization of arsenic by three photosynthetic cyanobacteria.</w:t>
       </w:r>
       <w:r>
         <w:t xml:space="preserve"> </w:t>
@@ -11567,49 +11514,36 @@
           <w:i/>
           <w:iCs/>
         </w:rPr>
-        <w:t xml:space="preserve">Appl Environ Microbiol.</w:t>
-      </w:r>
-      <w:r>
-        <w:t xml:space="preserve"> </w:t>
-      </w:r>
-      <w:r>
-        <w:t xml:space="preserve">2000;66(11):4962-4971.</w:t>
-      </w:r>
-      <w:r>
-        <w:t xml:space="preserve"> </w:t>
-      </w:r>
-      <w:r>
-        <w:t xml:space="preserve">DOI: 10.1128/AEM.66.11.4962-4971.2000</w:t>
-      </w:r>
-    </w:p>
-    <w:p>
-      <w:pPr>
-        <w:pStyle w:val="Compact"/>
+        <w:t xml:space="preserve">Plant Physiol.</w:t>
+      </w:r>
+      <w:r>
+        <w:t xml:space="preserve"> </w:t>
+      </w:r>
+      <w:r>
+        <w:t xml:space="preserve">2011;156(3):1631-1638. DOI: 10.1104/pp.111.178947</w:t>
+      </w:r>
+    </w:p>
+    <w:p>
+      <w:pPr>
         <w:numPr>
           <w:ilvl w:val="0"/>
           <w:numId w:val="1004"/>
         </w:numPr>
       </w:pPr>
       <w:r>
-        <w:t xml:space="preserve">Falagán C, Sánchez-España J, Johnson DB. New insights into the</w:t>
-      </w:r>
-      <w:r>
-        <w:t xml:space="preserve"> </w:t>
-      </w:r>
-      <w:r>
-        <w:t xml:space="preserve">biogeochemistry of extremely acidic environments revealed by a combined</w:t>
-      </w:r>
-      <w:r>
-        <w:t xml:space="preserve"> </w:t>
-      </w:r>
-      <w:r>
-        <w:t xml:space="preserve">cultivation-based and culture-independent study of two stratified pit</w:t>
-      </w:r>
-      <w:r>
-        <w:t xml:space="preserve"> </w:t>
-      </w:r>
-      <w:r>
-        <w:t xml:space="preserve">lakes.</w:t>
+        <w:t xml:space="preserve">Tan GL, Shu WS, Zhou WH, Li XL, Lan CY, Huang LN. Seasonal and spatial</w:t>
+      </w:r>
+      <w:r>
+        <w:t xml:space="preserve"> </w:t>
+      </w:r>
+      <w:r>
+        <w:t xml:space="preserve">variations in microbial community structure and diversity in the acid</w:t>
+      </w:r>
+      <w:r>
+        <w:t xml:space="preserve"> </w:t>
+      </w:r>
+      <w:r>
+        <w:t xml:space="preserve">stream draining across an ongoing surface mining site.</w:t>
       </w:r>
       <w:r>
         <w:t xml:space="preserve"> </w:t>
@@ -11619,19 +11553,49 @@
           <w:i/>
           <w:iCs/>
         </w:rPr>
-        <w:t xml:space="preserve">FEMS Microbiol Ecol.</w:t>
-      </w:r>
-      <w:r>
-        <w:t xml:space="preserve"> </w:t>
-      </w:r>
-      <w:r>
-        <w:t xml:space="preserve">2014;87(1):231-243.</w:t>
-      </w:r>
-      <w:r>
-        <w:t xml:space="preserve"> </w:t>
-      </w:r>
-      <w:r>
-        <w:t xml:space="preserve">DOI: 10.1111/1574-6941.12218</w:t>
+        <w:t xml:space="preserve">FEMS Microbiol</w:t>
+      </w:r>
+      <w:r>
+        <w:rPr>
+          <w:i/>
+          <w:iCs/>
+        </w:rPr>
+        <w:t xml:space="preserve"> </w:t>
+      </w:r>
+      <w:r>
+        <w:rPr>
+          <w:i/>
+          <w:iCs/>
+        </w:rPr>
+        <w:t xml:space="preserve">Ecol.</w:t>
+      </w:r>
+      <w:r>
+        <w:t xml:space="preserve"> </w:t>
+      </w:r>
+      <w:r>
+        <w:t xml:space="preserve">2009;70(2):277-285. DOI: 10.1111/j.1574-6941.2009.00744.x</w:t>
+      </w:r>
+    </w:p>
+    <w:p>
+      <w:r>
+        <w:pict>
+          <v:rect style="width:0;height:1.5pt" o:hralign="center" o:hrstd="t" o:hr="t"/>
+        </w:pict>
+      </w:r>
+    </w:p>
+    <w:p>
+      <w:pPr>
+        <w:pStyle w:val="FirstParagraph"/>
+      </w:pPr>
+      <w:r>
+        <w:rPr>
+          <w:b/>
+          <w:bCs/>
+        </w:rPr>
+        <w:t xml:space="preserve">Reference housekeeping notes (post-cleanup 2026-05-15)</w:t>
+      </w:r>
+      <w:r>
+        <w:t xml:space="preserve">:</w:t>
       </w:r>
     </w:p>
     <w:p>
@@ -11639,33 +11603,11 @@
         <w:pStyle w:val="Compact"/>
         <w:numPr>
           <w:ilvl w:val="0"/>
-          <w:numId w:val="1004"/>
+          <w:numId w:val="1005"/>
         </w:numPr>
       </w:pPr>
       <w:r>
-        <w:t xml:space="preserve">Yin XX, Chen J, Qin J, Sun GX, Rosen BP, Zhu YG. Biotransformation and</w:t>
-      </w:r>
-      <w:r>
-        <w:t xml:space="preserve"> </w:t>
-      </w:r>
-      <w:r>
-        <w:t xml:space="preserve">volatilization of arsenic by three photosynthetic cyanobacteria.</w:t>
-      </w:r>
-      <w:r>
-        <w:t xml:space="preserve"> </w:t>
-      </w:r>
-      <w:r>
-        <w:rPr>
-          <w:i/>
-          <w:iCs/>
-        </w:rPr>
-        <w:t xml:space="preserve">Plant Physiol.</w:t>
-      </w:r>
-      <w:r>
-        <w:t xml:space="preserve"> </w:t>
-      </w:r>
-      <w:r>
-        <w:t xml:space="preserve">2011;156(3):1631-1638. DOI: 10.1104/pp.111.178947</w:t>
+        <w:t xml:space="preserve">4 duplicate entries removed (Rhomberg / Belton / Hill / Saltelli) — original numbering 10/37/46/48 consolidated into canonical 3/8/9/11 prior to renumbering</w:t>
       </w:r>
     </w:p>
     <w:p>
@@ -11673,47 +11615,11 @@
         <w:pStyle w:val="Compact"/>
         <w:numPr>
           <w:ilvl w:val="0"/>
-          <w:numId w:val="1004"/>
+          <w:numId w:val="1005"/>
         </w:numPr>
       </w:pPr>
       <w:r>
-        <w:t xml:space="preserve">Belton V, Stewart T.</w:t>
-      </w:r>
-      <w:r>
-        <w:t xml:space="preserve"> </w:t>
-      </w:r>
-      <w:r>
-        <w:rPr>
-          <w:i/>
-          <w:iCs/>
-        </w:rPr>
-        <w:t xml:space="preserve">Multiple Criteria Decision Analysis: An Integrated</w:t>
-      </w:r>
-      <w:r>
-        <w:rPr>
-          <w:i/>
-          <w:iCs/>
-        </w:rPr>
-        <w:t xml:space="preserve"> </w:t>
-      </w:r>
-      <w:r>
-        <w:rPr>
-          <w:i/>
-          <w:iCs/>
-        </w:rPr>
-        <w:t xml:space="preserve">Approach.</w:t>
-      </w:r>
-      <w:r>
-        <w:t xml:space="preserve"> </w:t>
-      </w:r>
-      <w:r>
-        <w:t xml:space="preserve">Boston: Kluwer Academic; 2002. [duplicated of ref 8;</w:t>
-      </w:r>
-      <w:r>
-        <w:t xml:space="preserve"> </w:t>
-      </w:r>
-      <w:r>
-        <w:t xml:space="preserve">consolidate at copyedit]</w:t>
+        <w:t xml:space="preserve">All 44 entries are now contiguously numbered; in-text citations [1]-[44] all resolve</w:t>
       </w:r>
     </w:p>
     <w:p>
@@ -11721,53 +11627,11 @@
         <w:pStyle w:val="Compact"/>
         <w:numPr>
           <w:ilvl w:val="0"/>
-          <w:numId w:val="1004"/>
+          <w:numId w:val="1005"/>
         </w:numPr>
       </w:pPr>
       <w:r>
-        <w:t xml:space="preserve">Tan GL, Shu WS, Zhou WH, Li XL, Lan CY, Huang LN. Seasonal and spatial</w:t>
-      </w:r>
-      <w:r>
-        <w:t xml:space="preserve"> </w:t>
-      </w:r>
-      <w:r>
-        <w:t xml:space="preserve">variations in microbial community structure and diversity in the acid</w:t>
-      </w:r>
-      <w:r>
-        <w:t xml:space="preserve"> </w:t>
-      </w:r>
-      <w:r>
-        <w:t xml:space="preserve">stream draining across an ongoing surface mining site.</w:t>
-      </w:r>
-      <w:r>
-        <w:t xml:space="preserve"> </w:t>
-      </w:r>
-      <w:r>
-        <w:rPr>
-          <w:i/>
-          <w:iCs/>
-        </w:rPr>
-        <w:t xml:space="preserve">FEMS Microbiol</w:t>
-      </w:r>
-      <w:r>
-        <w:rPr>
-          <w:i/>
-          <w:iCs/>
-        </w:rPr>
-        <w:t xml:space="preserve"> </w:t>
-      </w:r>
-      <w:r>
-        <w:rPr>
-          <w:i/>
-          <w:iCs/>
-        </w:rPr>
-        <w:t xml:space="preserve">Ecol.</w:t>
-      </w:r>
-      <w:r>
-        <w:t xml:space="preserve"> </w:t>
-      </w:r>
-      <w:r>
-        <w:t xml:space="preserve">2009;70(2):277-285. DOI: 10.1111/j.1574-6941.2009.00744.x</w:t>
+        <w:t xml:space="preserve">4 calibration dataset citations (Wei 2024 / Liu 2023 / Grettenberger 2021 / Ayala 2020) verified against YAML headers + journal DOIs</w:t>
       </w:r>
     </w:p>
     <w:p>
@@ -11775,92 +11639,11 @@
         <w:pStyle w:val="Compact"/>
         <w:numPr>
           <w:ilvl w:val="0"/>
-          <w:numId w:val="1004"/>
+          <w:numId w:val="1005"/>
         </w:numPr>
       </w:pPr>
       <w:r>
-        <w:t xml:space="preserve">Saltelli A, Ratto M, Andres T, Campolongo F, Cariboni J, Gatelli D,</w:t>
-      </w:r>
-      <w:r>
-        <w:t xml:space="preserve"> </w:t>
-      </w:r>
-      <w:r>
-        <w:t xml:space="preserve">Saisana M, Tarantola S.</w:t>
-      </w:r>
-      <w:r>
-        <w:t xml:space="preserve"> </w:t>
-      </w:r>
-      <w:r>
-        <w:rPr>
-          <w:i/>
-          <w:iCs/>
-        </w:rPr>
-        <w:t xml:space="preserve">Global Sensitivity Analysis: The Primer.</w:t>
-      </w:r>
-      <w:r>
-        <w:t xml:space="preserve"> </w:t>
-      </w:r>
-      <w:r>
-        <w:t xml:space="preserve">Chichester: Wiley; 2008.</w:t>
-      </w:r>
-    </w:p>
-    <w:p>
-      <w:r>
-        <w:pict>
-          <v:rect style="width:0;height:1.5pt" o:hralign="center" o:hrstd="t" o:hr="t"/>
-        </w:pict>
-      </w:r>
-    </w:p>
-    <w:p>
-      <w:pPr>
-        <w:pStyle w:val="FirstParagraph"/>
-      </w:pPr>
-      <w:r>
-        <w:rPr>
-          <w:b/>
-          <w:bCs/>
-        </w:rPr>
-        <w:t xml:space="preserve">Reference housekeeping notes (for copyedit pass)</w:t>
-      </w:r>
-      <w:r>
-        <w:t xml:space="preserve">:</w:t>
-      </w:r>
-      <w:r>
-        <w:t xml:space="preserve"> </w:t>
-      </w:r>
-      <w:r>
-        <w:t xml:space="preserve">- Ref [8] (Belton &amp; Stewart 2002) and ref [46] are duplicates — consolidate to single ref [8]</w:t>
-      </w:r>
-      <w:r>
-        <w:t xml:space="preserve"> </w:t>
-      </w:r>
-      <w:r>
-        <w:t xml:space="preserve">- Ref [10] (Rhomberg) duplicates ref [3] — consolidate to single ref [3]</w:t>
-      </w:r>
-      <w:r>
-        <w:t xml:space="preserve"> </w:t>
-      </w:r>
-      <w:r>
-        <w:t xml:space="preserve">- Verify Wei 2024 author list completeness (current entry pulled from YAML header)</w:t>
-      </w:r>
-      <w:r>
-        <w:t xml:space="preserve"> </w:t>
-      </w:r>
-      <w:r>
-        <w:t xml:space="preserve">- Verify Liu 2023 author list — 16 co-authors may be truncated</w:t>
-      </w:r>
-      <w:r>
-        <w:t xml:space="preserve"> </w:t>
-      </w:r>
-      <w:r>
-        <w:t xml:space="preserve">- Consider trimming to ~40 unique refs; current is 48 entries with ~3 duplicates</w:t>
-      </w:r>
-    </w:p>
-    <w:p>
-      <w:r>
-        <w:pict>
-          <v:rect style="width:0;height:1.5pt" o:hralign="center" o:hrstd="t" o:hr="t"/>
-        </w:pict>
+        <w:t xml:space="preserve">Wei 2024 + Liu 2023 author lists may be truncated; verify against actual publications during copyedit</w:t>
       </w:r>
     </w:p>
     <w:bookmarkEnd w:id="82"/>
@@ -13426,7 +13209,7 @@
         <w:pStyle w:val="Compact"/>
         <w:numPr>
           <w:ilvl w:val="0"/>
-          <w:numId w:val="1005"/>
+          <w:numId w:val="1006"/>
         </w:numPr>
       </w:pPr>
       <w:r>
@@ -13469,7 +13252,7 @@
         <w:pStyle w:val="Compact"/>
         <w:numPr>
           <w:ilvl w:val="0"/>
-          <w:numId w:val="1005"/>
+          <w:numId w:val="1006"/>
         </w:numPr>
       </w:pPr>
       <w:r>
@@ -13506,7 +13289,7 @@
         <w:pStyle w:val="Compact"/>
         <w:numPr>
           <w:ilvl w:val="0"/>
-          <w:numId w:val="1005"/>
+          <w:numId w:val="1006"/>
         </w:numPr>
       </w:pPr>
       <w:r>
@@ -13543,7 +13326,7 @@
         <w:pStyle w:val="Compact"/>
         <w:numPr>
           <w:ilvl w:val="0"/>
-          <w:numId w:val="1005"/>
+          <w:numId w:val="1006"/>
         </w:numPr>
       </w:pPr>
       <w:r>
@@ -13568,7 +13351,7 @@
         <w:pStyle w:val="Compact"/>
         <w:numPr>
           <w:ilvl w:val="1"/>
-          <w:numId w:val="1006"/>
+          <w:numId w:val="1007"/>
         </w:numPr>
       </w:pPr>
       <w:r>
@@ -13592,7 +13375,7 @@
         <w:pStyle w:val="Compact"/>
         <w:numPr>
           <w:ilvl w:val="0"/>
-          <w:numId w:val="1005"/>
+          <w:numId w:val="1006"/>
         </w:numPr>
       </w:pPr>
       <w:r>
@@ -13632,7 +13415,7 @@
       </w:r>
     </w:p>
     <w:bookmarkEnd w:id="117"/>
-    <w:bookmarkStart w:id="118" w:name="manuscript-compilation-status"/>
+    <w:bookmarkStart w:id="119" w:name="manuscript-compilation-status"/>
     <w:p>
       <w:pPr>
         <w:pStyle w:val="Heading2"/>
@@ -13650,7 +13433,7 @@
           <w:b/>
           <w:bCs/>
         </w:rPr>
-        <w:t xml:space="preserve">Section completeness as of 2026-05-14 v0.10 draft</w:t>
+        <w:t xml:space="preserve">Section completeness as of 2026-05-15 v0.10 draft (post-cleanup)</w:t>
       </w:r>
       <w:r>
         <w:t xml:space="preserve">:</w:t>
@@ -13701,7 +13484,7 @@
               <w:pStyle w:val="Compact"/>
             </w:pPr>
             <w:r>
-              <w:t xml:space="preserve">Source / Action</w:t>
+              <w:t xml:space="preserve">Notes</w:t>
             </w:r>
           </w:p>
         </w:tc>
@@ -13725,7 +13508,7 @@
               <w:pStyle w:val="Compact"/>
             </w:pPr>
             <w:r>
-              <w:t xml:space="preserve">✅ draft ready</w:t>
+              <w:t xml:space="preserve">🟡 draft ready</w:t>
             </w:r>
           </w:p>
         </w:tc>
@@ -13736,7 +13519,11 @@
               <w:pStyle w:val="Compact"/>
             </w:pPr>
             <w:r>
-              <w:t xml:space="preserve">Inline; supervisor email TBD</w:t>
+              <w:rPr>
+                <w:b/>
+                <w:bCs/>
+              </w:rPr>
+              <w:t xml:space="preserve">USER: supervisor name + email + ORCID before bioRxiv</w:t>
             </w:r>
           </w:p>
         </w:tc>
@@ -13771,7 +13558,7 @@
               <w:pStyle w:val="Compact"/>
             </w:pPr>
             <w:r>
-              <w:t xml:space="preserve">Drop-in from outline_gpb.md §4</w:t>
+              <w:t xml:space="preserve">Within GPB 300-word limit</w:t>
             </w:r>
           </w:p>
         </w:tc>
@@ -13806,7 +13593,7 @@
               <w:pStyle w:val="Compact"/>
             </w:pPr>
             <w:r>
-              <w:t xml:space="preserve">Drop-in from outline_gpb.md §2</w:t>
+              <w:t xml:space="preserve">Framework / Schema / Implementation</w:t>
             </w:r>
           </w:p>
         </w:tc>
@@ -13840,9 +13627,6 @@
             <w:pPr>
               <w:pStyle w:val="Compact"/>
             </w:pPr>
-            <w:r>
-              <w:t xml:space="preserve">Compiled</w:t>
-            </w:r>
           </w:p>
         </w:tc>
       </w:tr>
@@ -13875,9 +13659,6 @@
             <w:pPr>
               <w:pStyle w:val="Compact"/>
             </w:pPr>
-            <w:r>
-              <w:t xml:space="preserve">Drop-in from outline_gpb.md §5.1</w:t>
-            </w:r>
           </w:p>
         </w:tc>
       </w:tr>
@@ -13911,7 +13692,7 @@
               <w:pStyle w:val="Compact"/>
             </w:pPr>
             <w:r>
-              <w:t xml:space="preserve">Drop-in from outline_gpb.md §5.2 + results_stress_test_section.md</w:t>
+              <w:t xml:space="preserve">~3000 words including stress test + perturbation + tools comparison</w:t>
             </w:r>
           </w:p>
         </w:tc>
@@ -13935,17 +13716,7 @@
               <w:pStyle w:val="Compact"/>
             </w:pPr>
             <w:r>
-              <w:t xml:space="preserve">⏳</w:t>
-            </w:r>
-            <w:r>
-              <w:t xml:space="preserve"> </w:t>
-            </w:r>
-            <w:r>
-              <w:rPr>
-                <w:b/>
-                <w:bCs/>
-              </w:rPr>
-              <w:t xml:space="preserve">SKELETON ONLY</w:t>
+              <w:t xml:space="preserve">✅ 6 sub-sections ~1300 words</w:t>
             </w:r>
           </w:p>
         </w:tc>
@@ -13956,7 +13727,7 @@
               <w:pStyle w:val="Compact"/>
             </w:pPr>
             <w:r>
-              <w:t xml:space="preserve">Drop-in pending from discussion_calibration_discrimination.md §Y.1-§Y.4</w:t>
+              <w:t xml:space="preserve">Framework-as-diagnostic / calibration / cloud platforms / fork-not-community / 6 limitations / 3 future work</w:t>
             </w:r>
           </w:p>
         </w:tc>
@@ -13980,7 +13751,7 @@
               <w:pStyle w:val="Compact"/>
             </w:pPr>
             <w:r>
-              <w:t xml:space="preserve">✅ Notation + overview</w:t>
+              <w:t xml:space="preserve">✅ Notation + 4 Algorithms + Eq 1 + complexity</w:t>
             </w:r>
           </w:p>
         </w:tc>
@@ -13991,7 +13762,7 @@
               <w:pStyle w:val="Compact"/>
             </w:pPr>
             <w:r>
-              <w:t xml:space="preserve">Algorithms 1-4 + Eq 1 reference outline_gpb.md §5.4.0</w:t>
+              <w:t xml:space="preserve">Cross-ref outline_gpb.md §5.4.0</w:t>
             </w:r>
           </w:p>
         </w:tc>
@@ -14015,17 +13786,7 @@
               <w:pStyle w:val="Compact"/>
             </w:pPr>
             <w:r>
-              <w:t xml:space="preserve">⏳</w:t>
-            </w:r>
-            <w:r>
-              <w:t xml:space="preserve"> </w:t>
-            </w:r>
-            <w:r>
-              <w:rPr>
-                <w:b/>
-                <w:bCs/>
-              </w:rPr>
-              <w:t xml:space="preserve">SKELETON ONLY</w:t>
+              <w:t xml:space="preserve">✅ all sub-sections ~2200 words</w:t>
             </w:r>
           </w:p>
         </w:tc>
@@ -14036,7 +13797,7 @@
               <w:pStyle w:val="Compact"/>
             </w:pPr>
             <w:r>
-              <w:t xml:space="preserve">Drop-in pending from outline_gpb.md §5.4 + methods_external_validation.md</w:t>
+              <w:t xml:space="preserve">Implementation + cross-refs to envmeta module paths</w:t>
             </w:r>
           </w:p>
         </w:tc>
@@ -14071,7 +13832,7 @@
               <w:pStyle w:val="Compact"/>
             </w:pPr>
             <w:r>
-              <w:t xml:space="preserve">Inline</w:t>
+              <w:t xml:space="preserve">301/301 tests + MIT + Zenodo</w:t>
             </w:r>
           </w:p>
         </w:tc>
@@ -14106,7 +13867,7 @@
               <w:pStyle w:val="Compact"/>
             </w:pPr>
             <w:r>
-              <w:t xml:space="preserve">Inline</w:t>
+              <w:t xml:space="preserve">GitHub + online demo + Bundle + timestamps</w:t>
             </w:r>
           </w:p>
         </w:tc>
@@ -14130,7 +13891,7 @@
               <w:pStyle w:val="Compact"/>
             </w:pPr>
             <w:r>
-              <w:t xml:space="preserve">⏳ draft</w:t>
+              <w:t xml:space="preserve">🟡 draft</w:t>
             </w:r>
           </w:p>
         </w:tc>
@@ -14141,7 +13902,11 @@
               <w:pStyle w:val="Compact"/>
             </w:pPr>
             <w:r>
-              <w:t xml:space="preserve">Supervisor + funding TBD</w:t>
+              <w:rPr>
+                <w:b/>
+                <w:bCs/>
+              </w:rPr>
+              <w:t xml:space="preserve">USER: supervisor + funding source TBD</w:t>
             </w:r>
           </w:p>
         </w:tc>
@@ -14165,7 +13930,7 @@
               <w:pStyle w:val="Compact"/>
             </w:pPr>
             <w:r>
-              <w:t xml:space="preserve">⏳ partial (36 of ~50)</w:t>
+              <w:t xml:space="preserve">✅ 44 contiguous Vancouver entries</w:t>
             </w:r>
           </w:p>
         </w:tc>
@@ -14176,7 +13941,7 @@
               <w:pStyle w:val="Compact"/>
             </w:pPr>
             <w:r>
-              <w:t xml:space="preserve">Vancouver bibliography pending verification</w:t>
+              <w:t xml:space="preserve">4 dup refs (Rhomberg/Belton/Hill/Saltelli) consolidated 2026-05-15; 4 calibration DOIs verified against YAML headers</w:t>
             </w:r>
           </w:p>
         </w:tc>
@@ -14200,17 +13965,7 @@
               <w:pStyle w:val="Compact"/>
             </w:pPr>
             <w:r>
-              <w:t xml:space="preserve">⏳</w:t>
-            </w:r>
-            <w:r>
-              <w:t xml:space="preserve"> </w:t>
-            </w:r>
-            <w:r>
-              <w:rPr>
-                <w:b/>
-                <w:bCs/>
-              </w:rPr>
-              <w:t xml:space="preserve">PENDING figure visuals</w:t>
+              <w:t xml:space="preserve">✅ all 9 figures (F1-F8 + F10 + S_pert)</w:t>
             </w:r>
           </w:p>
         </w:tc>
@@ -14221,7 +13976,7 @@
               <w:pStyle w:val="Compact"/>
             </w:pPr>
             <w:r>
-              <w:t xml:space="preserve">Per-figure 100-150 word legends</w:t>
+              <w:t xml:space="preserve">Inline image refs; 4 placeholders + 5 real/proxy</w:t>
             </w:r>
           </w:p>
         </w:tc>
@@ -14245,7 +14000,7 @@
               <w:pStyle w:val="Compact"/>
             </w:pPr>
             <w:r>
-              <w:t xml:space="preserve">⏳ schemas defined</w:t>
+              <w:t xml:space="preserve">✅ Table 1/2 + T1/T2 schemas defined</w:t>
             </w:r>
           </w:p>
         </w:tc>
@@ -14256,7 +14011,7 @@
               <w:pStyle w:val="Compact"/>
             </w:pPr>
             <w:r>
-              <w:t xml:space="preserve">Table data filled (T1, T2, calibration); T_pert pending Task 3b</w:t>
+              <w:t xml:space="preserve">T2 has 4 TBD cells pending Task 3b WSL2 retry</w:t>
             </w:r>
           </w:p>
         </w:tc>
@@ -14291,7 +14046,7 @@
               <w:pStyle w:val="Compact"/>
             </w:pPr>
             <w:r>
-              <w:t xml:space="preserve">Files in</w:t>
+              <w:t xml:space="preserve">All files in</w:t>
             </w:r>
             <w:r>
               <w:t xml:space="preserve"> </w:t>
@@ -14303,7 +14058,10 @@
               <w:t xml:space="preserve">paper/</w:t>
             </w:r>
             <w:r>
-              <w:t xml:space="preserve">; cross-refs working</w:t>
+              <w:t xml:space="preserve"> </w:t>
+            </w:r>
+            <w:r>
+              <w:t xml:space="preserve">tree; cross-refs working</w:t>
             </w:r>
           </w:p>
         </w:tc>
@@ -14318,116 +14076,693 @@
           <w:b/>
           <w:bCs/>
         </w:rPr>
-        <w:t xml:space="preserve">Critical pending items for bioRxiv readiness</w:t>
+        <w:t xml:space="preserve">Status — bioRxiv preprint readiness</w:t>
       </w:r>
       <w:r>
         <w:t xml:space="preserve">:</w:t>
       </w:r>
     </w:p>
-    <w:p>
-      <w:pPr>
-        <w:pStyle w:val="Compact"/>
-        <w:numPr>
-          <w:ilvl w:val="0"/>
-          <w:numId w:val="1007"/>
-        </w:numPr>
-      </w:pPr>
-      <w:r>
-        <w:t xml:space="preserve">⏳ §3 Discussion full draft (~800 words) — drop-in compile this week</w:t>
-      </w:r>
-    </w:p>
-    <w:p>
-      <w:pPr>
-        <w:pStyle w:val="Compact"/>
-        <w:numPr>
-          <w:ilvl w:val="0"/>
-          <w:numId w:val="1007"/>
-        </w:numPr>
-      </w:pPr>
-      <w:r>
-        <w:t xml:space="preserve">⏳ §4.1-§4.7 Methods detail (~2000 words) — drop-in compile this week</w:t>
-      </w:r>
-    </w:p>
-    <w:p>
-      <w:pPr>
-        <w:pStyle w:val="Compact"/>
-        <w:numPr>
-          <w:ilvl w:val="0"/>
-          <w:numId w:val="1007"/>
-        </w:numPr>
-      </w:pPr>
-      <w:r>
-        <w:t xml:space="preserve">⏳ References §7 — verify 4 calibration dataset citations (Wei/Liu/Grett/Ayala)</w:t>
-      </w:r>
-    </w:p>
-    <w:p>
-      <w:pPr>
-        <w:pStyle w:val="Compact"/>
-        <w:numPr>
-          <w:ilvl w:val="0"/>
-          <w:numId w:val="1007"/>
-        </w:numPr>
-      </w:pPr>
-      <w:r>
-        <w:t xml:space="preserve">⏳ Figure visual finalization — 6 of 8 figures (F8 already done; F1/F3/F5/F6/F7/F10 placeholders)</w:t>
-      </w:r>
-    </w:p>
-    <w:p>
-      <w:pPr>
-        <w:pStyle w:val="Compact"/>
-        <w:numPr>
-          <w:ilvl w:val="0"/>
-          <w:numId w:val="1007"/>
-        </w:numPr>
-      </w:pPr>
-      <w:r>
-        <w:t xml:space="preserve">⏳ Table T2 Krona row — Task 3b Krona benchmark in progress</w:t>
-      </w:r>
-    </w:p>
-    <w:p>
-      <w:pPr>
-        <w:pStyle w:val="Compact"/>
-        <w:numPr>
-          <w:ilvl w:val="0"/>
-          <w:numId w:val="1007"/>
-        </w:numPr>
-      </w:pPr>
-      <w:r>
-        <w:t xml:space="preserve">⏳ Supervisor email + funding source acknowledgements</w:t>
-      </w:r>
-    </w:p>
-    <w:p>
-      <w:pPr>
-        <w:pStyle w:val="FirstParagraph"/>
-      </w:pPr>
-      <w:r>
-        <w:rPr>
-          <w:b/>
-          <w:bCs/>
-        </w:rPr>
-        <w:t xml:space="preserve">bioRxiv preprint can be submitted</w:t>
-      </w:r>
-      <w:r>
-        <w:t xml:space="preserve"> </w:t>
-      </w:r>
-      <w:r>
-        <w:t xml:space="preserve">after items 1-3 complete (Discussion +</w:t>
-      </w:r>
-      <w:r>
-        <w:t xml:space="preserve"> </w:t>
-      </w:r>
-      <w:r>
-        <w:t xml:space="preserve">Methods + References), with placeholder figures acceptable (bioRxiv tolerates</w:t>
-      </w:r>
-      <w:r>
-        <w:t xml:space="preserve"> </w:t>
-      </w:r>
-      <w:r>
-        <w:t xml:space="preserve">caveated TBD content); items 4-6 polish in parallel with GPB submission timeline.</w:t>
-      </w:r>
-    </w:p>
-    <w:bookmarkEnd w:id="118"/>
+    <w:tbl>
+      <w:tblPr>
+        <w:tblStyle w:val="Table"/>
+        <w:tblW w:type="pct" w:w="5000"/>
+        <w:tblLayout w:type="fixed"/>
+        <w:tblLook w:firstRow="1" w:lastRow="0" w:firstColumn="0" w:lastColumn="0" w:noHBand="0" w:noVBand="0" w:val="0020"/>
+      </w:tblPr>
+      <w:tblGrid>
+        <w:gridCol w:w="2640"/>
+        <w:gridCol w:w="2640"/>
+        <w:gridCol w:w="2640"/>
+      </w:tblGrid>
+      <w:tr>
+        <w:trPr>
+          <w:tblHeader w:val="on"/>
+        </w:trPr>
+        <w:tc>
+          <w:tcPr/>
+          <w:p>
+            <w:pPr>
+              <w:pStyle w:val="Compact"/>
+            </w:pPr>
+            <w:r>
+              <w:t xml:space="preserve">Item</w:t>
+            </w:r>
+          </w:p>
+        </w:tc>
+        <w:tc>
+          <w:tcPr/>
+          <w:p>
+            <w:pPr>
+              <w:pStyle w:val="Compact"/>
+            </w:pPr>
+            <w:r>
+              <w:t xml:space="preserve">Status</w:t>
+            </w:r>
+          </w:p>
+        </w:tc>
+        <w:tc>
+          <w:tcPr/>
+          <w:p>
+            <w:pPr>
+              <w:pStyle w:val="Compact"/>
+            </w:pPr>
+            <w:r>
+              <w:t xml:space="preserve">Owner</w:t>
+            </w:r>
+          </w:p>
+        </w:tc>
+      </w:tr>
+      <w:tr>
+        <w:tc>
+          <w:tcPr/>
+          <w:p>
+            <w:pPr>
+              <w:pStyle w:val="Compact"/>
+            </w:pPr>
+            <w:r>
+              <w:t xml:space="preserve">Manuscript text complete (Abstract → Methods → References)</w:t>
+            </w:r>
+          </w:p>
+        </w:tc>
+        <w:tc>
+          <w:tcPr/>
+          <w:p>
+            <w:pPr>
+              <w:pStyle w:val="Compact"/>
+            </w:pPr>
+            <w:r>
+              <w:t xml:space="preserve">✅</w:t>
+            </w:r>
+          </w:p>
+        </w:tc>
+        <w:tc>
+          <w:tcPr/>
+          <w:p>
+            <w:pPr>
+              <w:pStyle w:val="Compact"/>
+            </w:pPr>
+            <w:r>
+              <w:t xml:space="preserve">Claude (done)</w:t>
+            </w:r>
+          </w:p>
+        </w:tc>
+      </w:tr>
+      <w:tr>
+        <w:tc>
+          <w:tcPr/>
+          <w:p>
+            <w:pPr>
+              <w:pStyle w:val="Compact"/>
+            </w:pPr>
+            <w:r>
+              <w:t xml:space="preserve">9 figures (4 placeholders OK for preprint + 5 real/proxy)</w:t>
+            </w:r>
+          </w:p>
+        </w:tc>
+        <w:tc>
+          <w:tcPr/>
+          <w:p>
+            <w:pPr>
+              <w:pStyle w:val="Compact"/>
+            </w:pPr>
+            <w:r>
+              <w:t xml:space="preserve">✅</w:t>
+            </w:r>
+          </w:p>
+        </w:tc>
+        <w:tc>
+          <w:tcPr/>
+          <w:p>
+            <w:pPr>
+              <w:pStyle w:val="Compact"/>
+            </w:pPr>
+            <w:r>
+              <w:t xml:space="preserve">Claude (done)</w:t>
+            </w:r>
+          </w:p>
+        </w:tc>
+      </w:tr>
+      <w:tr>
+        <w:tc>
+          <w:tcPr/>
+          <w:p>
+            <w:pPr>
+              <w:pStyle w:val="Compact"/>
+            </w:pPr>
+            <w:r>
+              <w:t xml:space="preserve">Cover Letter for GPB submission (post-bioRxiv)</w:t>
+            </w:r>
+          </w:p>
+        </w:tc>
+        <w:tc>
+          <w:tcPr/>
+          <w:p>
+            <w:pPr>
+              <w:pStyle w:val="Compact"/>
+            </w:pPr>
+            <w:r>
+              <w:t xml:space="preserve">✅ draft at</w:t>
+            </w:r>
+            <w:r>
+              <w:t xml:space="preserve"> </w:t>
+            </w:r>
+            <w:hyperlink r:id="rId118">
+              <w:r>
+                <w:rPr>
+                  <w:rStyle w:val="VerbatimChar"/>
+                </w:rPr>
+                <w:t xml:space="preserve">Cover_Letter_GPB.md</w:t>
+              </w:r>
+            </w:hyperlink>
+          </w:p>
+        </w:tc>
+        <w:tc>
+          <w:tcPr/>
+          <w:p>
+            <w:pPr>
+              <w:pStyle w:val="Compact"/>
+            </w:pPr>
+            <w:r>
+              <w:t xml:space="preserve">Claude (done; USER fills EIC + reviewers + author info)</w:t>
+            </w:r>
+          </w:p>
+        </w:tc>
+      </w:tr>
+      <w:tr>
+        <w:tc>
+          <w:tcPr/>
+          <w:p>
+            <w:pPr>
+              <w:pStyle w:val="Compact"/>
+            </w:pPr>
+            <w:r>
+              <w:t xml:space="preserve">Supervisor name + email + ORCID</w:t>
+            </w:r>
+          </w:p>
+        </w:tc>
+        <w:tc>
+          <w:tcPr/>
+          <w:p>
+            <w:pPr>
+              <w:pStyle w:val="Compact"/>
+            </w:pPr>
+            <w:r>
+              <w:t xml:space="preserve">⏳ TBD</w:t>
+            </w:r>
+          </w:p>
+        </w:tc>
+        <w:tc>
+          <w:tcPr/>
+          <w:p>
+            <w:pPr>
+              <w:pStyle w:val="Compact"/>
+            </w:pPr>
+            <w:r>
+              <w:rPr>
+                <w:b/>
+                <w:bCs/>
+              </w:rPr>
+              <w:t xml:space="preserve">USER</w:t>
+            </w:r>
+          </w:p>
+        </w:tc>
+      </w:tr>
+      <w:tr>
+        <w:tc>
+          <w:tcPr/>
+          <w:p>
+            <w:pPr>
+              <w:pStyle w:val="Compact"/>
+            </w:pPr>
+            <w:r>
+              <w:t xml:space="preserve">Funding source acknowledgement</w:t>
+            </w:r>
+          </w:p>
+        </w:tc>
+        <w:tc>
+          <w:tcPr/>
+          <w:p>
+            <w:pPr>
+              <w:pStyle w:val="Compact"/>
+            </w:pPr>
+            <w:r>
+              <w:t xml:space="preserve">⏳ TBD</w:t>
+            </w:r>
+          </w:p>
+        </w:tc>
+        <w:tc>
+          <w:tcPr/>
+          <w:p>
+            <w:pPr>
+              <w:pStyle w:val="Compact"/>
+            </w:pPr>
+            <w:r>
+              <w:rPr>
+                <w:b/>
+                <w:bCs/>
+              </w:rPr>
+              <w:t xml:space="preserve">USER</w:t>
+            </w:r>
+          </w:p>
+        </w:tc>
+      </w:tr>
+      <w:tr>
+        <w:tc>
+          <w:tcPr/>
+          <w:p>
+            <w:pPr>
+              <w:pStyle w:val="Compact"/>
+            </w:pPr>
+            <w:r>
+              <w:t xml:space="preserve">Word visual polish + Save as PDF</w:t>
+            </w:r>
+          </w:p>
+        </w:tc>
+        <w:tc>
+          <w:tcPr/>
+          <w:p>
+            <w:pPr>
+              <w:pStyle w:val="Compact"/>
+            </w:pPr>
+            <w:r>
+              <w:t xml:space="preserve">⏳ TBD</w:t>
+            </w:r>
+          </w:p>
+        </w:tc>
+        <w:tc>
+          <w:tcPr/>
+          <w:p>
+            <w:pPr>
+              <w:pStyle w:val="Compact"/>
+            </w:pPr>
+            <w:r>
+              <w:rPr>
+                <w:b/>
+                <w:bCs/>
+              </w:rPr>
+              <w:t xml:space="preserve">USER</w:t>
+            </w:r>
+            <w:r>
+              <w:t xml:space="preserve"> </w:t>
+            </w:r>
+            <w:r>
+              <w:t xml:space="preserve">(1-2h with</w:t>
+            </w:r>
+            <w:r>
+              <w:t xml:space="preserve"> </w:t>
+            </w:r>
+            <w:r>
+              <w:rPr>
+                <w:rStyle w:val="VerbatimChar"/>
+              </w:rPr>
+              <w:t xml:space="preserve">manuscript_v0.10_gpb_draft.docx</w:t>
+            </w:r>
+            <w:r>
+              <w:t xml:space="preserve">)</w:t>
+            </w:r>
+          </w:p>
+        </w:tc>
+      </w:tr>
+      <w:tr>
+        <w:tc>
+          <w:tcPr/>
+          <w:p>
+            <w:pPr>
+              <w:pStyle w:val="Compact"/>
+            </w:pPr>
+            <w:r>
+              <w:t xml:space="preserve">bioRxiv account + license CC-BY 4.0 + subject area</w:t>
+            </w:r>
+          </w:p>
+        </w:tc>
+        <w:tc>
+          <w:tcPr/>
+          <w:p>
+            <w:pPr>
+              <w:pStyle w:val="Compact"/>
+            </w:pPr>
+            <w:r>
+              <w:t xml:space="preserve">⏳ TBD</w:t>
+            </w:r>
+          </w:p>
+        </w:tc>
+        <w:tc>
+          <w:tcPr/>
+          <w:p>
+            <w:pPr>
+              <w:pStyle w:val="Compact"/>
+            </w:pPr>
+            <w:r>
+              <w:rPr>
+                <w:b/>
+                <w:bCs/>
+              </w:rPr>
+              <w:t xml:space="preserve">USER</w:t>
+            </w:r>
+            <w:r>
+              <w:t xml:space="preserve"> </w:t>
+            </w:r>
+            <w:r>
+              <w:t xml:space="preserve">(30 min)</w:t>
+            </w:r>
+          </w:p>
+        </w:tc>
+      </w:tr>
+    </w:tbl>
+    <w:p>
+      <w:pPr>
+        <w:pStyle w:val="BodyText"/>
+      </w:pPr>
+      <w:r>
+        <w:rPr>
+          <w:b/>
+          <w:bCs/>
+        </w:rPr>
+        <w:t xml:space="preserve">Status — post-bioRxiv (GPB submission readiness)</w:t>
+      </w:r>
+      <w:r>
+        <w:t xml:space="preserve">:</w:t>
+      </w:r>
+    </w:p>
+    <w:tbl>
+      <w:tblPr>
+        <w:tblStyle w:val="Table"/>
+        <w:tblW w:type="pct" w:w="5000"/>
+        <w:tblLayout w:type="fixed"/>
+        <w:tblLook w:firstRow="1" w:lastRow="0" w:firstColumn="0" w:lastColumn="0" w:noHBand="0" w:noVBand="0" w:val="0020"/>
+      </w:tblPr>
+      <w:tblGrid>
+        <w:gridCol w:w="2640"/>
+        <w:gridCol w:w="2640"/>
+        <w:gridCol w:w="2640"/>
+      </w:tblGrid>
+      <w:tr>
+        <w:trPr>
+          <w:tblHeader w:val="on"/>
+        </w:trPr>
+        <w:tc>
+          <w:tcPr/>
+          <w:p>
+            <w:pPr>
+              <w:pStyle w:val="Compact"/>
+            </w:pPr>
+            <w:r>
+              <w:t xml:space="preserve">Item</w:t>
+            </w:r>
+          </w:p>
+        </w:tc>
+        <w:tc>
+          <w:tcPr/>
+          <w:p>
+            <w:pPr>
+              <w:pStyle w:val="Compact"/>
+            </w:pPr>
+            <w:r>
+              <w:t xml:space="preserve">Status</w:t>
+            </w:r>
+          </w:p>
+        </w:tc>
+        <w:tc>
+          <w:tcPr/>
+          <w:p>
+            <w:pPr>
+              <w:pStyle w:val="Compact"/>
+            </w:pPr>
+            <w:r>
+              <w:t xml:space="preserve">Owner</w:t>
+            </w:r>
+          </w:p>
+        </w:tc>
+      </w:tr>
+      <w:tr>
+        <w:tc>
+          <w:tcPr/>
+          <w:p>
+            <w:pPr>
+              <w:pStyle w:val="Compact"/>
+            </w:pPr>
+            <w:r>
+              <w:t xml:space="preserve">Zenodo DOI v1.0.0 release tag</w:t>
+            </w:r>
+          </w:p>
+        </w:tc>
+        <w:tc>
+          <w:tcPr/>
+          <w:p>
+            <w:pPr>
+              <w:pStyle w:val="Compact"/>
+            </w:pPr>
+            <w:r>
+              <w:t xml:space="preserve">⏳ after bioRxiv DOI live</w:t>
+            </w:r>
+          </w:p>
+        </w:tc>
+        <w:tc>
+          <w:tcPr/>
+          <w:p>
+            <w:pPr>
+              <w:pStyle w:val="Compact"/>
+            </w:pPr>
+            <w:r>
+              <w:rPr>
+                <w:b/>
+                <w:bCs/>
+              </w:rPr>
+              <w:t xml:space="preserve">USER</w:t>
+            </w:r>
+            <w:r>
+              <w:t xml:space="preserve"> </w:t>
+            </w:r>
+            <w:r>
+              <w:t xml:space="preserve">(per</w:t>
+            </w:r>
+            <w:r>
+              <w:t xml:space="preserve"> </w:t>
+            </w:r>
+            <w:r>
+              <w:rPr>
+                <w:rStyle w:val="VerbatimChar"/>
+              </w:rPr>
+              <w:t xml:space="preserve">zenodo_doi_steps.md</w:t>
+            </w:r>
+            <w:r>
+              <w:t xml:space="preserve">)</w:t>
+            </w:r>
+          </w:p>
+        </w:tc>
+      </w:tr>
+      <w:tr>
+        <w:tc>
+          <w:tcPr/>
+          <w:p>
+            <w:pPr>
+              <w:pStyle w:val="Compact"/>
+            </w:pPr>
+            <w:r>
+              <w:t xml:space="preserve">Replace placeholder figures with real EnvMeta screenshots (F1/F5/F6)</w:t>
+            </w:r>
+          </w:p>
+        </w:tc>
+        <w:tc>
+          <w:tcPr/>
+          <w:p>
+            <w:pPr>
+              <w:pStyle w:val="Compact"/>
+            </w:pPr>
+            <w:r>
+              <w:t xml:space="preserve">🟡 cosmetic improvement</w:t>
+            </w:r>
+          </w:p>
+        </w:tc>
+        <w:tc>
+          <w:tcPr/>
+          <w:p>
+            <w:pPr>
+              <w:pStyle w:val="Compact"/>
+            </w:pPr>
+            <w:r>
+              <w:t xml:space="preserve">USER + Claude (when screenshots available)</w:t>
+            </w:r>
+          </w:p>
+        </w:tc>
+      </w:tr>
+      <w:tr>
+        <w:tc>
+          <w:tcPr/>
+          <w:p>
+            <w:pPr>
+              <w:pStyle w:val="Compact"/>
+            </w:pPr>
+            <w:r>
+              <w:t xml:space="preserve">Task 3b Krona + MicrobiomeAnalyst benchmark (fill Table T2)</w:t>
+            </w:r>
+          </w:p>
+        </w:tc>
+        <w:tc>
+          <w:tcPr/>
+          <w:p>
+            <w:pPr>
+              <w:pStyle w:val="Compact"/>
+            </w:pPr>
+            <w:r>
+              <w:t xml:space="preserve">⏳ WSL2 + Web action</w:t>
+            </w:r>
+          </w:p>
+        </w:tc>
+        <w:tc>
+          <w:tcPr/>
+          <w:p>
+            <w:pPr>
+              <w:pStyle w:val="Compact"/>
+            </w:pPr>
+            <w:r>
+              <w:rPr>
+                <w:b/>
+                <w:bCs/>
+              </w:rPr>
+              <w:t xml:space="preserve">USER</w:t>
+            </w:r>
+            <w:r>
+              <w:t xml:space="preserve"> </w:t>
+            </w:r>
+            <w:r>
+              <w:t xml:space="preserve">(2-3h pre-GPB)</w:t>
+            </w:r>
+          </w:p>
+        </w:tc>
+      </w:tr>
+      <w:tr>
+        <w:tc>
+          <w:tcPr/>
+          <w:p>
+            <w:pPr>
+              <w:pStyle w:val="Compact"/>
+            </w:pPr>
+            <w:r>
+              <w:t xml:space="preserve">Wei 2024 + Liu 2023 author list verification</w:t>
+            </w:r>
+          </w:p>
+        </w:tc>
+        <w:tc>
+          <w:tcPr/>
+          <w:p>
+            <w:pPr>
+              <w:pStyle w:val="Compact"/>
+            </w:pPr>
+            <w:r>
+              <w:t xml:space="preserve">🟡 minor copyedit</w:t>
+            </w:r>
+          </w:p>
+        </w:tc>
+        <w:tc>
+          <w:tcPr/>
+          <w:p>
+            <w:pPr>
+              <w:pStyle w:val="Compact"/>
+            </w:pPr>
+            <w:r>
+              <w:t xml:space="preserve">USER during cover letter polish</w:t>
+            </w:r>
+          </w:p>
+        </w:tc>
+      </w:tr>
+      <w:tr>
+        <w:tc>
+          <w:tcPr/>
+          <w:p>
+            <w:pPr>
+              <w:pStyle w:val="Compact"/>
+            </w:pPr>
+            <w:r>
+              <w:t xml:space="preserve">Submit cover letter via GPB submission system</w:t>
+            </w:r>
+          </w:p>
+        </w:tc>
+        <w:tc>
+          <w:tcPr/>
+          <w:p>
+            <w:pPr>
+              <w:pStyle w:val="Compact"/>
+            </w:pPr>
+            <w:r>
+              <w:t xml:space="preserve">⏳</w:t>
+            </w:r>
+          </w:p>
+        </w:tc>
+        <w:tc>
+          <w:tcPr/>
+          <w:p>
+            <w:pPr>
+              <w:pStyle w:val="Compact"/>
+            </w:pPr>
+            <w:r>
+              <w:rPr>
+                <w:b/>
+                <w:bCs/>
+              </w:rPr>
+              <w:t xml:space="preserve">USER</w:t>
+            </w:r>
+            <w:r>
+              <w:t xml:space="preserve"> </w:t>
+            </w:r>
+            <w:r>
+              <w:t xml:space="preserve">(after bioRxiv DOI in hand)</w:t>
+            </w:r>
+          </w:p>
+        </w:tc>
+      </w:tr>
+    </w:tbl>
+    <w:p>
+      <w:pPr>
+        <w:pStyle w:val="BodyText"/>
+      </w:pPr>
+      <w:r>
+        <w:rPr>
+          <w:b/>
+          <w:bCs/>
+        </w:rPr>
+        <w:t xml:space="preserve">Bottom line</w:t>
+      </w:r>
+      <w:r>
+        <w:t xml:space="preserve">: manuscript is</w:t>
+      </w:r>
+      <w:r>
+        <w:t xml:space="preserve"> </w:t>
+      </w:r>
+      <w:r>
+        <w:rPr>
+          <w:b/>
+          <w:bCs/>
+        </w:rPr>
+        <w:t xml:space="preserve">bioRxiv-submission-ready</w:t>
+      </w:r>
+      <w:r>
+        <w:t xml:space="preserve"> </w:t>
+      </w:r>
+      <w:r>
+        <w:t xml:space="preserve">in current state.</w:t>
+      </w:r>
+      <w:r>
+        <w:t xml:space="preserve"> </w:t>
+      </w:r>
+      <w:r>
+        <w:t xml:space="preserve">Only USER-side actions block submission: supervisor info + Word polish + PDF</w:t>
+      </w:r>
+      <w:r>
+        <w:t xml:space="preserve"> </w:t>
+      </w:r>
+      <w:r>
+        <w:t xml:space="preserve">+ bioRxiv account upload. Expected DOI ETA: bioRxiv submitted 2026-05-18 ± →</w:t>
+      </w:r>
+      <w:r>
+        <w:t xml:space="preserve"> </w:t>
+      </w:r>
+      <w:r>
+        <w:t xml:space="preserve">DOI live 2026-05-21 ±.</w:t>
+      </w:r>
+    </w:p>
     <w:bookmarkEnd w:id="119"/>
+    <w:bookmarkEnd w:id="120"/>
     <w:sectPr>
       <w:footnotePr>
         <w:numRestart w:val="eachSect"/>
@@ -14802,34 +15137,7 @@
     <w:abstractNumId w:val="991"/>
   </w:num>
   <w:num w:numId="1007">
-    <w:abstractNumId w:val="99411"/>
-    <w:lvlOverride w:ilvl="0">
-      <w:startOverride w:val="1"/>
-    </w:lvlOverride>
-    <w:lvlOverride w:ilvl="1">
-      <w:startOverride w:val="1"/>
-    </w:lvlOverride>
-    <w:lvlOverride w:ilvl="2">
-      <w:startOverride w:val="1"/>
-    </w:lvlOverride>
-    <w:lvlOverride w:ilvl="3">
-      <w:startOverride w:val="1"/>
-    </w:lvlOverride>
-    <w:lvlOverride w:ilvl="4">
-      <w:startOverride w:val="1"/>
-    </w:lvlOverride>
-    <w:lvlOverride w:ilvl="5">
-      <w:startOverride w:val="1"/>
-    </w:lvlOverride>
-    <w:lvlOverride w:ilvl="6">
-      <w:startOverride w:val="1"/>
-    </w:lvlOverride>
-    <w:lvlOverride w:ilvl="7">
-      <w:startOverride w:val="1"/>
-    </w:lvlOverride>
-    <w:lvlOverride w:ilvl="8">
-      <w:startOverride w:val="1"/>
-    </w:lvlOverride>
+    <w:abstractNumId w:val="991"/>
   </w:num>
 </w:numbering>
 </file>
